--- a/docs/CloudPulse-AI_Engineering-Guide.docx
+++ b/docs/CloudPulse-AI_Engineering-Guide.docx
@@ -43,7 +43,7 @@
           <w:sz w:val="22"/>
           <w:szCs w:val="22"/>
         </w:rPr>
-        <w:t xml:space="preserve">Repository layout • CI/CD pipelines • Deployment &amp; rollback • Cloud connector framework • Runbooks</w:t>
+        <w:t xml:space="preserve">Repository layout • CI/CD pipelines • Deployment &amp; teardown • Cloud connector framework • Runbooks</w:t>
       </w:r>
     </w:p>
     <w:p>
@@ -56,7 +56,7 @@
           <w:sz w:val="20"/>
           <w:szCs w:val="20"/>
         </w:rPr>
-        <w:t xml:space="preserve">v1.0 — August 2026 — companion to the Plan &amp; Tech Stack Guide, Architecture PPT, and Backlog XLSX</w:t>
+        <w:t xml:space="preserve">v2.0, as built — October 2026 — companion to the README, Plan &amp; Tech Stack Guide, Architecture deck and Backlog</w:t>
       </w:r>
     </w:p>
     <w:p>
@@ -117,21 +117,21 @@
         <w:spacing w:after="120" w:line="276"/>
       </w:pPr>
       <w:r>
-        <w:t xml:space="preserve">One repository keeps a 4-person team fast: one PR can change API, worker, infra, and UI atomically. Split repos only if/when the SaaS pivot adds a second team.</w:t>
-      </w:r>
-    </w:p>
-    <w:p>
-      <w:pPr>
-        <w:shd w:fill="F2F4F8" w:val="clear"/>
-        <w:spacing w:after="0"/>
-      </w:pPr>
-      <w:r>
-        <w:rPr>
-          <w:rFonts w:ascii="Consolas" w:cs="Consolas" w:eastAsia="Consolas" w:hAnsi="Consolas"/>
-          <w:sz w:val="17"/>
-          <w:szCs w:val="17"/>
-        </w:rPr>
-        <w:t xml:space="preserve">cloudpulse/</w:t>
+        <w:t xml:space="preserve">One repository lets a solo maintainer change API, workers, infrastructure, agent and UI atomically in one pull request. The README's project map explains every folder and file; this is the outline.</w:t>
+      </w:r>
+    </w:p>
+    <w:p>
+      <w:pPr>
+        <w:shd w:fill="F2F4F8" w:val="clear"/>
+        <w:spacing w:after="0"/>
+      </w:pPr>
+      <w:r>
+        <w:rPr>
+          <w:rFonts w:ascii="Consolas" w:cs="Consolas" w:eastAsia="Consolas" w:hAnsi="Consolas"/>
+          <w:sz w:val="17"/>
+          <w:szCs w:val="17"/>
+        </w:rPr>
+        <w:t xml:space="preserve">cloudpulse-ai/</w:t>
       </w:r>
     </w:p>
     <w:p>
@@ -159,35 +159,49 @@
           <w:sz w:val="17"/>
           <w:szCs w:val="17"/>
         </w:rPr>
-        <w:t xml:space="preserve">│  ├─ modules/               # network, database, api, scan, notify, frontend, observability</w:t>
-      </w:r>
-    </w:p>
-    <w:p>
-      <w:pPr>
-        <w:shd w:fill="F2F4F8" w:val="clear"/>
-        <w:spacing w:after="0"/>
-      </w:pPr>
-      <w:r>
-        <w:rPr>
-          <w:rFonts w:ascii="Consolas" w:cs="Consolas" w:eastAsia="Consolas" w:hAnsi="Consolas"/>
-          <w:sz w:val="17"/>
-          <w:szCs w:val="17"/>
-        </w:rPr>
-        <w:t xml:space="preserve">│  ├─ envs/dev/              # per-env root module + tfvars</w:t>
-      </w:r>
-    </w:p>
-    <w:p>
-      <w:pPr>
-        <w:shd w:fill="F2F4F8" w:val="clear"/>
-        <w:spacing w:after="0"/>
-      </w:pPr>
-      <w:r>
-        <w:rPr>
-          <w:rFonts w:ascii="Consolas" w:cs="Consolas" w:eastAsia="Consolas" w:hAnsi="Consolas"/>
-          <w:sz w:val="17"/>
-          <w:szCs w:val="17"/>
-        </w:rPr>
-        <w:t xml:space="preserve">│  └─ envs/prod/</w:t>
+        <w:t xml:space="preserve">│  ├─ bootstrap/             # state backend + GitHub OIDC trust (by hand, once)</w:t>
+      </w:r>
+    </w:p>
+    <w:p>
+      <w:pPr>
+        <w:shd w:fill="F2F4F8" w:val="clear"/>
+        <w:spacing w:after="0"/>
+      </w:pPr>
+      <w:r>
+        <w:rPr>
+          <w:rFonts w:ascii="Consolas" w:cs="Consolas" w:eastAsia="Consolas" w:hAnsi="Consolas"/>
+          <w:sz w:val="17"/>
+          <w:szCs w:val="17"/>
+        </w:rPr>
+        <w:t xml:space="preserve">│  ├─ modules/               # network, database, identity, api, frontend, storage,</w:t>
+      </w:r>
+    </w:p>
+    <w:p>
+      <w:pPr>
+        <w:shd w:fill="F2F4F8" w:val="clear"/>
+        <w:spacing w:after="0"/>
+      </w:pPr>
+      <w:r>
+        <w:rPr>
+          <w:rFonts w:ascii="Consolas" w:cs="Consolas" w:eastAsia="Consolas" w:hAnsi="Consolas"/>
+          <w:sz w:val="17"/>
+          <w:szCs w:val="17"/>
+        </w:rPr>
+        <w:t xml:space="preserve">│  │                         # scan, governance, cost, agents, observability</w:t>
+      </w:r>
+    </w:p>
+    <w:p>
+      <w:pPr>
+        <w:shd w:fill="F2F4F8" w:val="clear"/>
+        <w:spacing w:after="0"/>
+      </w:pPr>
+      <w:r>
+        <w:rPr>
+          <w:rFonts w:ascii="Consolas" w:cs="Consolas" w:eastAsia="Consolas" w:hAnsi="Consolas"/>
+          <w:sz w:val="17"/>
+          <w:szCs w:val="17"/>
+        </w:rPr>
+        <w:t xml:space="preserve">│  └─ envs/dev/ envs/prod/   # root modules (dev is the one environment)</w:t>
       </w:r>
     </w:p>
     <w:p>
@@ -215,161 +229,189 @@
           <w:sz w:val="17"/>
           <w:szCs w:val="17"/>
         </w:rPr>
-        <w:t xml:space="preserve">│  ├─ app/api/               # FastAPI routers (inventory, findings, owners, accounts, admin)</w:t>
-      </w:r>
-    </w:p>
-    <w:p>
-      <w:pPr>
-        <w:shd w:fill="F2F4F8" w:val="clear"/>
-        <w:spacing w:after="0"/>
-      </w:pPr>
-      <w:r>
-        <w:rPr>
-          <w:rFonts w:ascii="Consolas" w:cs="Consolas" w:eastAsia="Consolas" w:hAnsi="Consolas"/>
-          <w:sz w:val="17"/>
-          <w:szCs w:val="17"/>
-        </w:rPr>
-        <w:t xml:space="preserve">│  ├─ app/core/              # settings, auth (JWT), db session, models (SQLAlchemy)</w:t>
-      </w:r>
-    </w:p>
-    <w:p>
-      <w:pPr>
-        <w:shd w:fill="F2F4F8" w:val="clear"/>
-        <w:spacing w:after="0"/>
-      </w:pPr>
-      <w:r>
-        <w:rPr>
-          <w:rFonts w:ascii="Consolas" w:cs="Consolas" w:eastAsia="Consolas" w:hAnsi="Consolas"/>
-          <w:sz w:val="17"/>
-          <w:szCs w:val="17"/>
-        </w:rPr>
-        <w:t xml:space="preserve">│  ├─ app/workers/           # tag_validation, ownership, notifications, remediation</w:t>
-      </w:r>
-    </w:p>
-    <w:p>
-      <w:pPr>
-        <w:shd w:fill="F2F4F8" w:val="clear"/>
-        <w:spacing w:after="0"/>
-      </w:pPr>
-      <w:r>
-        <w:rPr>
-          <w:rFonts w:ascii="Consolas" w:cs="Consolas" w:eastAsia="Consolas" w:hAnsi="Consolas"/>
-          <w:sz w:val="17"/>
-          <w:szCs w:val="17"/>
-        </w:rPr>
-        <w:t xml:space="preserve">│  ├─ app/scan/              # orchestrated scan lambdas (sweep, enrichers, loader)</w:t>
-      </w:r>
-    </w:p>
-    <w:p>
-      <w:pPr>
-        <w:shd w:fill="F2F4F8" w:val="clear"/>
-        <w:spacing w:after="0"/>
-      </w:pPr>
-      <w:r>
-        <w:rPr>
-          <w:rFonts w:ascii="Consolas" w:cs="Consolas" w:eastAsia="Consolas" w:hAnsi="Consolas"/>
-          <w:sz w:val="17"/>
-          <w:szCs w:val="17"/>
-        </w:rPr>
-        <w:t xml:space="preserve">│  ├─ connectors/            # provider connectors (see section 4)</w:t>
-      </w:r>
-    </w:p>
-    <w:p>
-      <w:pPr>
-        <w:shd w:fill="F2F4F8" w:val="clear"/>
-        <w:spacing w:after="0"/>
-      </w:pPr>
-      <w:r>
-        <w:rPr>
-          <w:rFonts w:ascii="Consolas" w:cs="Consolas" w:eastAsia="Consolas" w:hAnsi="Consolas"/>
-          <w:sz w:val="17"/>
-          <w:szCs w:val="17"/>
-        </w:rPr>
-        <w:t xml:space="preserve">│  │  ├─ base.py             # CloudConnector interface + normalized models</w:t>
-      </w:r>
-    </w:p>
-    <w:p>
-      <w:pPr>
-        <w:shd w:fill="F2F4F8" w:val="clear"/>
-        <w:spacing w:after="0"/>
-      </w:pPr>
-      <w:r>
-        <w:rPr>
-          <w:rFonts w:ascii="Consolas" w:cs="Consolas" w:eastAsia="Consolas" w:hAnsi="Consolas"/>
-          <w:sz w:val="17"/>
-          <w:szCs w:val="17"/>
-        </w:rPr>
-        <w:t xml:space="preserve">│  │  └─ aws/                # AWS implementation (tagging_api.py, enrichers/, cloudtrail.py, cost.py)</w:t>
-      </w:r>
-    </w:p>
-    <w:p>
-      <w:pPr>
-        <w:shd w:fill="F2F4F8" w:val="clear"/>
-        <w:spacing w:after="0"/>
-      </w:pPr>
-      <w:r>
-        <w:rPr>
-          <w:rFonts w:ascii="Consolas" w:cs="Consolas" w:eastAsia="Consolas" w:hAnsi="Consolas"/>
-          <w:sz w:val="17"/>
-          <w:szCs w:val="17"/>
-        </w:rPr>
-        <w:t xml:space="preserve">│  ├─ migrations/            # Alembic</w:t>
-      </w:r>
-    </w:p>
-    <w:p>
-      <w:pPr>
-        <w:shd w:fill="F2F4F8" w:val="clear"/>
-        <w:spacing w:after="0"/>
-      </w:pPr>
-      <w:r>
-        <w:rPr>
-          <w:rFonts w:ascii="Consolas" w:cs="Consolas" w:eastAsia="Consolas" w:hAnsi="Consolas"/>
-          <w:sz w:val="17"/>
-          <w:szCs w:val="17"/>
-        </w:rPr>
-        <w:t xml:space="preserve">│  └─ tests/                 # pytest + moto; tests/integration hits LocalStack</w:t>
-      </w:r>
-    </w:p>
-    <w:p>
-      <w:pPr>
-        <w:shd w:fill="F2F4F8" w:val="clear"/>
-        <w:spacing w:after="0"/>
-      </w:pPr>
-      <w:r>
-        <w:rPr>
-          <w:rFonts w:ascii="Consolas" w:cs="Consolas" w:eastAsia="Consolas" w:hAnsi="Consolas"/>
-          <w:sz w:val="17"/>
-          <w:szCs w:val="17"/>
-        </w:rPr>
-        <w:t xml:space="preserve">├─ frontend/                 # Angular 18 workspace</w:t>
-      </w:r>
-    </w:p>
-    <w:p>
-      <w:pPr>
-        <w:shd w:fill="F2F4F8" w:val="clear"/>
-        <w:spacing w:after="0"/>
-      </w:pPr>
-      <w:r>
-        <w:rPr>
-          <w:rFonts w:ascii="Consolas" w:cs="Consolas" w:eastAsia="Consolas" w:hAnsi="Consolas"/>
-          <w:sz w:val="17"/>
-          <w:szCs w:val="17"/>
-        </w:rPr>
-        <w:t xml:space="preserve">├─ ops/                      # runbooks, dashboards-as-code, load tests</w:t>
-      </w:r>
-    </w:p>
-    <w:p>
-      <w:pPr>
-        <w:shd w:fill="F2F4F8" w:val="clear"/>
-        <w:spacing w:after="0"/>
-      </w:pPr>
-      <w:r>
-        <w:rPr>
-          <w:rFonts w:ascii="Consolas" w:cs="Consolas" w:eastAsia="Consolas" w:hAnsi="Consolas"/>
-          <w:sz w:val="17"/>
-          <w:szCs w:val="17"/>
-        </w:rPr>
-        <w:t xml:space="preserve">└─ .github/workflows/        # ci.yml, deploy-dev.yml, deploy-prod.yml</w:t>
+        <w:t xml:space="preserve">│  ├─ app/api/               # FastAPI app, routers, error envelope, middleware</w:t>
+      </w:r>
+    </w:p>
+    <w:p>
+      <w:pPr>
+        <w:shd w:fill="F2F4F8" w:val="clear"/>
+        <w:spacing w:after="0"/>
+      </w:pPr>
+      <w:r>
+        <w:rPr>
+          <w:rFonts w:ascii="Consolas" w:cs="Consolas" w:eastAsia="Consolas" w:hAnsi="Consolas"/>
+          <w:sz w:val="17"/>
+          <w:szCs w:val="17"/>
+        </w:rPr>
+        <w:t xml:space="preserve">│  ├─ app/core/              # settings, tenant-scoped DB, security, audit, logging</w:t>
+      </w:r>
+    </w:p>
+    <w:p>
+      <w:pPr>
+        <w:shd w:fill="F2F4F8" w:val="clear"/>
+        <w:spacing w:after="0"/>
+      </w:pPr>
+      <w:r>
+        <w:rPr>
+          <w:rFonts w:ascii="Consolas" w:cs="Consolas" w:eastAsia="Consolas" w:hAnsi="Consolas"/>
+          <w:sz w:val="17"/>
+          <w:szCs w:val="17"/>
+        </w:rPr>
+        <w:t xml:space="preserve">│  ├─ app/governance/        # rules, scoring, ownership, cost, grounding, AI pipelines</w:t>
+      </w:r>
+    </w:p>
+    <w:p>
+      <w:pPr>
+        <w:shd w:fill="F2F4F8" w:val="clear"/>
+        <w:spacing w:after="0"/>
+      </w:pPr>
+      <w:r>
+        <w:rPr>
+          <w:rFonts w:ascii="Consolas" w:cs="Consolas" w:eastAsia="Consolas" w:hAnsi="Consolas"/>
+          <w:sz w:val="17"/>
+          <w:szCs w:val="17"/>
+        </w:rPr>
+        <w:t xml:space="preserve">│  ├─ app/scan/              # discovery, enrichment, orchestration, coverage data</w:t>
+      </w:r>
+    </w:p>
+    <w:p>
+      <w:pPr>
+        <w:shd w:fill="F2F4F8" w:val="clear"/>
+        <w:spacing w:after="0"/>
+      </w:pPr>
+      <w:r>
+        <w:rPr>
+          <w:rFonts w:ascii="Consolas" w:cs="Consolas" w:eastAsia="Consolas" w:hAnsi="Consolas"/>
+          <w:sz w:val="17"/>
+          <w:szCs w:val="17"/>
+        </w:rPr>
+        <w:t xml:space="preserve">│  ├─ app/models/            # SQLAlchemy models (26 tables)</w:t>
+      </w:r>
+    </w:p>
+    <w:p>
+      <w:pPr>
+        <w:shd w:fill="F2F4F8" w:val="clear"/>
+        <w:spacing w:after="0"/>
+      </w:pPr>
+      <w:r>
+        <w:rPr>
+          <w:rFonts w:ascii="Consolas" w:cs="Consolas" w:eastAsia="Consolas" w:hAnsi="Consolas"/>
+          <w:sz w:val="17"/>
+          <w:szCs w:val="17"/>
+        </w:rPr>
+        <w:t xml:space="preserve">│  ├─ connectors/            # base.py (protocol) + aws.py (all AWS SDK code)</w:t>
+      </w:r>
+    </w:p>
+    <w:p>
+      <w:pPr>
+        <w:shd w:fill="F2F4F8" w:val="clear"/>
+        <w:spacing w:after="0"/>
+      </w:pPr>
+      <w:r>
+        <w:rPr>
+          <w:rFonts w:ascii="Consolas" w:cs="Consolas" w:eastAsia="Consolas" w:hAnsi="Consolas"/>
+          <w:sz w:val="17"/>
+          <w:szCs w:val="17"/>
+        </w:rPr>
+        <w:t xml:space="preserve">│  ├─ handlers/              # one Lambda entry point per function</w:t>
+      </w:r>
+    </w:p>
+    <w:p>
+      <w:pPr>
+        <w:shd w:fill="F2F4F8" w:val="clear"/>
+        <w:spacing w:after="0"/>
+      </w:pPr>
+      <w:r>
+        <w:rPr>
+          <w:rFonts w:ascii="Consolas" w:cs="Consolas" w:eastAsia="Consolas" w:hAnsi="Consolas"/>
+          <w:sz w:val="17"/>
+          <w:szCs w:val="17"/>
+        </w:rPr>
+        <w:t xml:space="preserve">│  ├─ migrations/            # Alembic (17 additive revisions)</w:t>
+      </w:r>
+    </w:p>
+    <w:p>
+      <w:pPr>
+        <w:shd w:fill="F2F4F8" w:val="clear"/>
+        <w:spacing w:after="0"/>
+      </w:pPr>
+      <w:r>
+        <w:rPr>
+          <w:rFonts w:ascii="Consolas" w:cs="Consolas" w:eastAsia="Consolas" w:hAnsi="Consolas"/>
+          <w:sz w:val="17"/>
+          <w:szCs w:val="17"/>
+        </w:rPr>
+        <w:t xml:space="preserve">│  └─ tests/                 # unit (moto) + integration (Testcontainers, LocalStack)</w:t>
+      </w:r>
+    </w:p>
+    <w:p>
+      <w:pPr>
+        <w:shd w:fill="F2F4F8" w:val="clear"/>
+        <w:spacing w:after="0"/>
+      </w:pPr>
+      <w:r>
+        <w:rPr>
+          <w:rFonts w:ascii="Consolas" w:cs="Consolas" w:eastAsia="Consolas" w:hAnsi="Consolas"/>
+          <w:sz w:val="17"/>
+          <w:szCs w:val="17"/>
+        </w:rPr>
+        <w:t xml:space="preserve">├─ frontend/                 # Angular 18 SPA + Playwright e2e</w:t>
+      </w:r>
+    </w:p>
+    <w:p>
+      <w:pPr>
+        <w:shd w:fill="F2F4F8" w:val="clear"/>
+        <w:spacing w:after="0"/>
+      </w:pPr>
+      <w:r>
+        <w:rPr>
+          <w:rFonts w:ascii="Consolas" w:cs="Consolas" w:eastAsia="Consolas" w:hAnsi="Consolas"/>
+          <w:sz w:val="17"/>
+          <w:szCs w:val="17"/>
+        </w:rPr>
+        <w:t xml:space="preserve">├─ agents/                   # AgentCore runtime, definitions, prompts, tools, evals</w:t>
+      </w:r>
+    </w:p>
+    <w:p>
+      <w:pPr>
+        <w:shd w:fill="F2F4F8" w:val="clear"/>
+        <w:spacing w:after="0"/>
+      </w:pPr>
+      <w:r>
+        <w:rPr>
+          <w:rFonts w:ascii="Consolas" w:cs="Consolas" w:eastAsia="Consolas" w:hAnsi="Consolas"/>
+          <w:sz w:val="17"/>
+          <w:szCs w:val="17"/>
+        </w:rPr>
+        <w:t xml:space="preserve">├─ ops/                      # teardown.sh, CI gate scripts, runbooks, ERD</w:t>
+      </w:r>
+    </w:p>
+    <w:p>
+      <w:pPr>
+        <w:shd w:fill="F2F4F8" w:val="clear"/>
+        <w:spacing w:after="0"/>
+      </w:pPr>
+      <w:r>
+        <w:rPr>
+          <w:rFonts w:ascii="Consolas" w:cs="Consolas" w:eastAsia="Consolas" w:hAnsi="Consolas"/>
+          <w:sz w:val="17"/>
+          <w:szCs w:val="17"/>
+        </w:rPr>
+        <w:t xml:space="preserve">├─ specs/                    # six feature specs: spec, plan, research, tasks …</w:t>
+      </w:r>
+    </w:p>
+    <w:p>
+      <w:pPr>
+        <w:shd w:fill="F2F4F8" w:val="clear"/>
+        <w:spacing w:after="0"/>
+      </w:pPr>
+      <w:r>
+        <w:rPr>
+          <w:rFonts w:ascii="Consolas" w:cs="Consolas" w:eastAsia="Consolas" w:hAnsi="Consolas"/>
+          <w:sz w:val="17"/>
+          <w:szCs w:val="17"/>
+        </w:rPr>
+        <w:t xml:space="preserve">└─ .github/workflows/        # ci, constitution-review, deploy-dev, deploy-prod</w:t>
       </w:r>
     </w:p>
     <w:p>
@@ -394,17 +436,17 @@
         <w:spacing w:after="120" w:line="276"/>
       </w:pPr>
       <w:r>
-        <w:t xml:space="preserve">No long-lived AWS keys anywhere. GitHub's OIDC provider is registered once per AWS account; each workflow assumes a scoped deploy role. Trunk-based development: short-lived branches, PR to </w:t>
+        <w:t xml:space="preserve">No long-lived AWS keys anywhere. The bootstrap registers GitHub's OIDC provider once; deploys assume a scoped role. </w:t>
       </w:r>
       <w:r>
         <w:rPr>
           <w:b/>
           <w:bCs/>
         </w:rPr>
-        <w:t xml:space="preserve">main</w:t>
-      </w:r>
-      <w:r>
-        <w:t xml:space="preserve">, merge deploys dev automatically, prod behind a manual approval (GitHub environment protection rule).</w:t>
+        <w:t xml:space="preserve">Trunk-based development on pods/pod73:</w:t>
+      </w:r>
+      <w:r>
+        <w:t xml:space="preserve"> short-lived pods/pod73-* branches, one pull request each, merged only when all 16 required checks are green.</w:t>
       </w:r>
     </w:p>
     <w:p>
@@ -416,525 +458,245 @@
         <w:rPr>
           <w:color w:val="1F6FEB"/>
         </w:rPr>
-        <w:t xml:space="preserve">2.1 CI on every pull request (ci.yml)</w:t>
-      </w:r>
-    </w:p>
-    <w:p>
-      <w:pPr>
-        <w:shd w:fill="F2F4F8" w:val="clear"/>
-        <w:spacing w:after="0"/>
-      </w:pPr>
-      <w:r>
-        <w:rPr>
-          <w:rFonts w:ascii="Consolas" w:cs="Consolas" w:eastAsia="Consolas" w:hAnsi="Consolas"/>
-          <w:sz w:val="17"/>
-          <w:szCs w:val="17"/>
-        </w:rPr>
-        <w:t xml:space="preserve">name: ci</w:t>
-      </w:r>
-    </w:p>
-    <w:p>
-      <w:pPr>
-        <w:shd w:fill="F2F4F8" w:val="clear"/>
-        <w:spacing w:after="0"/>
-      </w:pPr>
-      <w:r>
-        <w:rPr>
-          <w:rFonts w:ascii="Consolas" w:cs="Consolas" w:eastAsia="Consolas" w:hAnsi="Consolas"/>
-          <w:sz w:val="17"/>
-          <w:szCs w:val="17"/>
-        </w:rPr>
-        <w:t xml:space="preserve">on: { pull_request: { branches: [main] } }</w:t>
-      </w:r>
-    </w:p>
-    <w:p>
-      <w:pPr>
-        <w:shd w:fill="F2F4F8" w:val="clear"/>
-        <w:spacing w:after="0"/>
-      </w:pPr>
-      <w:r>
-        <w:rPr>
-          <w:rFonts w:ascii="Consolas" w:cs="Consolas" w:eastAsia="Consolas" w:hAnsi="Consolas"/>
-          <w:sz w:val="17"/>
-          <w:szCs w:val="17"/>
-        </w:rPr>
-        <w:t xml:space="preserve">jobs:</w:t>
-      </w:r>
-    </w:p>
-    <w:p>
-      <w:pPr>
-        <w:shd w:fill="F2F4F8" w:val="clear"/>
-        <w:spacing w:after="0"/>
-      </w:pPr>
-      <w:r>
-        <w:rPr>
-          <w:rFonts w:ascii="Consolas" w:cs="Consolas" w:eastAsia="Consolas" w:hAnsi="Consolas"/>
-          <w:sz w:val="17"/>
-          <w:szCs w:val="17"/>
-        </w:rPr>
-        <w:t xml:space="preserve">  backend:</w:t>
-      </w:r>
-    </w:p>
-    <w:p>
-      <w:pPr>
-        <w:shd w:fill="F2F4F8" w:val="clear"/>
-        <w:spacing w:after="0"/>
-      </w:pPr>
-      <w:r>
-        <w:rPr>
-          <w:rFonts w:ascii="Consolas" w:cs="Consolas" w:eastAsia="Consolas" w:hAnsi="Consolas"/>
-          <w:sz w:val="17"/>
-          <w:szCs w:val="17"/>
-        </w:rPr>
-        <w:t xml:space="preserve">    runs-on: ubuntu-latest</w:t>
-      </w:r>
-    </w:p>
-    <w:p>
-      <w:pPr>
-        <w:shd w:fill="F2F4F8" w:val="clear"/>
-        <w:spacing w:after="0"/>
-      </w:pPr>
-      <w:r>
-        <w:rPr>
-          <w:rFonts w:ascii="Consolas" w:cs="Consolas" w:eastAsia="Consolas" w:hAnsi="Consolas"/>
-          <w:sz w:val="17"/>
-          <w:szCs w:val="17"/>
-        </w:rPr>
-        <w:t xml:space="preserve">    steps:</w:t>
-      </w:r>
-    </w:p>
-    <w:p>
-      <w:pPr>
-        <w:shd w:fill="F2F4F8" w:val="clear"/>
-        <w:spacing w:after="0"/>
-      </w:pPr>
-      <w:r>
-        <w:rPr>
-          <w:rFonts w:ascii="Consolas" w:cs="Consolas" w:eastAsia="Consolas" w:hAnsi="Consolas"/>
-          <w:sz w:val="17"/>
-          <w:szCs w:val="17"/>
-        </w:rPr>
-        <w:t xml:space="preserve">      - uses: actions/checkout@v4</w:t>
-      </w:r>
-    </w:p>
-    <w:p>
-      <w:pPr>
-        <w:shd w:fill="F2F4F8" w:val="clear"/>
-        <w:spacing w:after="0"/>
-      </w:pPr>
-      <w:r>
-        <w:rPr>
-          <w:rFonts w:ascii="Consolas" w:cs="Consolas" w:eastAsia="Consolas" w:hAnsi="Consolas"/>
-          <w:sz w:val="17"/>
-          <w:szCs w:val="17"/>
-        </w:rPr>
-        <w:t xml:space="preserve">      - uses: actions/setup-python@v5</w:t>
-      </w:r>
-    </w:p>
-    <w:p>
-      <w:pPr>
-        <w:shd w:fill="F2F4F8" w:val="clear"/>
-        <w:spacing w:after="0"/>
-      </w:pPr>
-      <w:r>
-        <w:rPr>
-          <w:rFonts w:ascii="Consolas" w:cs="Consolas" w:eastAsia="Consolas" w:hAnsi="Consolas"/>
-          <w:sz w:val="17"/>
-          <w:szCs w:val="17"/>
-        </w:rPr>
-        <w:t xml:space="preserve">        with: { python-version: '3.12' }</w:t>
-      </w:r>
-    </w:p>
-    <w:p>
-      <w:pPr>
-        <w:shd w:fill="F2F4F8" w:val="clear"/>
-        <w:spacing w:after="0"/>
-      </w:pPr>
-      <w:r>
-        <w:rPr>
-          <w:rFonts w:ascii="Consolas" w:cs="Consolas" w:eastAsia="Consolas" w:hAnsi="Consolas"/>
-          <w:sz w:val="17"/>
-          <w:szCs w:val="17"/>
-        </w:rPr>
-        <w:t xml:space="preserve">      - run: pip install -r backend/requirements-dev.txt</w:t>
-      </w:r>
-    </w:p>
-    <w:p>
-      <w:pPr>
-        <w:shd w:fill="F2F4F8" w:val="clear"/>
-        <w:spacing w:after="0"/>
-      </w:pPr>
-      <w:r>
-        <w:rPr>
-          <w:rFonts w:ascii="Consolas" w:cs="Consolas" w:eastAsia="Consolas" w:hAnsi="Consolas"/>
-          <w:sz w:val="17"/>
-          <w:szCs w:val="17"/>
-        </w:rPr>
-        <w:t xml:space="preserve">      - run: ruff check backend &amp;&amp; ruff format --check backend</w:t>
-      </w:r>
-    </w:p>
-    <w:p>
-      <w:pPr>
-        <w:shd w:fill="F2F4F8" w:val="clear"/>
-        <w:spacing w:after="0"/>
-      </w:pPr>
-      <w:r>
-        <w:rPr>
-          <w:rFonts w:ascii="Consolas" w:cs="Consolas" w:eastAsia="Consolas" w:hAnsi="Consolas"/>
-          <w:sz w:val="17"/>
-          <w:szCs w:val="17"/>
-        </w:rPr>
-        <w:t xml:space="preserve">      - run: mypy backend/app</w:t>
-      </w:r>
-    </w:p>
-    <w:p>
-      <w:pPr>
-        <w:shd w:fill="F2F4F8" w:val="clear"/>
-        <w:spacing w:after="0"/>
-      </w:pPr>
-      <w:r>
-        <w:rPr>
-          <w:rFonts w:ascii="Consolas" w:cs="Consolas" w:eastAsia="Consolas" w:hAnsi="Consolas"/>
-          <w:sz w:val="17"/>
-          <w:szCs w:val="17"/>
-        </w:rPr>
-        <w:t xml:space="preserve">      - run: pytest backend/tests/unit -q          # moto mocks all AWS calls</w:t>
-      </w:r>
-    </w:p>
-    <w:p>
-      <w:pPr>
-        <w:shd w:fill="F2F4F8" w:val="clear"/>
-        <w:spacing w:after="0"/>
-      </w:pPr>
-      <w:r>
-        <w:rPr>
-          <w:rFonts w:ascii="Consolas" w:cs="Consolas" w:eastAsia="Consolas" w:hAnsi="Consolas"/>
-          <w:sz w:val="17"/>
-          <w:szCs w:val="17"/>
-        </w:rPr>
-        <w:t xml:space="preserve">  integration:</w:t>
-      </w:r>
-    </w:p>
-    <w:p>
-      <w:pPr>
-        <w:shd w:fill="F2F4F8" w:val="clear"/>
-        <w:spacing w:after="0"/>
-      </w:pPr>
-      <w:r>
-        <w:rPr>
-          <w:rFonts w:ascii="Consolas" w:cs="Consolas" w:eastAsia="Consolas" w:hAnsi="Consolas"/>
-          <w:sz w:val="17"/>
-          <w:szCs w:val="17"/>
-        </w:rPr>
-        <w:t xml:space="preserve">    runs-on: ubuntu-latest</w:t>
-      </w:r>
-    </w:p>
-    <w:p>
-      <w:pPr>
-        <w:shd w:fill="F2F4F8" w:val="clear"/>
-        <w:spacing w:after="0"/>
-      </w:pPr>
-      <w:r>
-        <w:rPr>
-          <w:rFonts w:ascii="Consolas" w:cs="Consolas" w:eastAsia="Consolas" w:hAnsi="Consolas"/>
-          <w:sz w:val="17"/>
-          <w:szCs w:val="17"/>
-        </w:rPr>
-        <w:t xml:space="preserve">    services:</w:t>
-      </w:r>
-    </w:p>
-    <w:p>
-      <w:pPr>
-        <w:shd w:fill="F2F4F8" w:val="clear"/>
-        <w:spacing w:after="0"/>
-      </w:pPr>
-      <w:r>
-        <w:rPr>
-          <w:rFonts w:ascii="Consolas" w:cs="Consolas" w:eastAsia="Consolas" w:hAnsi="Consolas"/>
-          <w:sz w:val="17"/>
-          <w:szCs w:val="17"/>
-        </w:rPr>
-        <w:t xml:space="preserve">      localstack: { image: localstack/localstack, ports: ['4566:4566'] }</w:t>
-      </w:r>
-    </w:p>
-    <w:p>
-      <w:pPr>
-        <w:shd w:fill="F2F4F8" w:val="clear"/>
-        <w:spacing w:after="0"/>
-      </w:pPr>
-      <w:r>
-        <w:rPr>
-          <w:rFonts w:ascii="Consolas" w:cs="Consolas" w:eastAsia="Consolas" w:hAnsi="Consolas"/>
-          <w:sz w:val="17"/>
-          <w:szCs w:val="17"/>
-        </w:rPr>
-        <w:t xml:space="preserve">      postgres:   { image: postgres:16, env: { POSTGRES_PASSWORD: test }, ports: ['5432:5432'] }</w:t>
-      </w:r>
-    </w:p>
-    <w:p>
-      <w:pPr>
-        <w:shd w:fill="F2F4F8" w:val="clear"/>
-        <w:spacing w:after="0"/>
-      </w:pPr>
-      <w:r>
-        <w:rPr>
-          <w:rFonts w:ascii="Consolas" w:cs="Consolas" w:eastAsia="Consolas" w:hAnsi="Consolas"/>
-          <w:sz w:val="17"/>
-          <w:szCs w:val="17"/>
-        </w:rPr>
-        <w:t xml:space="preserve">    steps:</w:t>
-      </w:r>
-    </w:p>
-    <w:p>
-      <w:pPr>
-        <w:shd w:fill="F2F4F8" w:val="clear"/>
-        <w:spacing w:after="0"/>
-      </w:pPr>
-      <w:r>
-        <w:rPr>
-          <w:rFonts w:ascii="Consolas" w:cs="Consolas" w:eastAsia="Consolas" w:hAnsi="Consolas"/>
-          <w:sz w:val="17"/>
-          <w:szCs w:val="17"/>
-        </w:rPr>
-        <w:t xml:space="preserve">      - uses: actions/checkout@v4</w:t>
-      </w:r>
-    </w:p>
-    <w:p>
-      <w:pPr>
-        <w:shd w:fill="F2F4F8" w:val="clear"/>
-        <w:spacing w:after="0"/>
-      </w:pPr>
-      <w:r>
-        <w:rPr>
-          <w:rFonts w:ascii="Consolas" w:cs="Consolas" w:eastAsia="Consolas" w:hAnsi="Consolas"/>
-          <w:sz w:val="17"/>
-          <w:szCs w:val="17"/>
-        </w:rPr>
-        <w:t xml:space="preserve">      - run: pytest backend/tests/integration -q</w:t>
-      </w:r>
-    </w:p>
-    <w:p>
-      <w:pPr>
-        <w:shd w:fill="F2F4F8" w:val="clear"/>
-        <w:spacing w:after="0"/>
-      </w:pPr>
-      <w:r>
-        <w:rPr>
-          <w:rFonts w:ascii="Consolas" w:cs="Consolas" w:eastAsia="Consolas" w:hAnsi="Consolas"/>
-          <w:sz w:val="17"/>
-          <w:szCs w:val="17"/>
-        </w:rPr>
-        <w:t xml:space="preserve">  frontend:</w:t>
-      </w:r>
-    </w:p>
-    <w:p>
-      <w:pPr>
-        <w:shd w:fill="F2F4F8" w:val="clear"/>
-        <w:spacing w:after="0"/>
-      </w:pPr>
-      <w:r>
-        <w:rPr>
-          <w:rFonts w:ascii="Consolas" w:cs="Consolas" w:eastAsia="Consolas" w:hAnsi="Consolas"/>
-          <w:sz w:val="17"/>
-          <w:szCs w:val="17"/>
-        </w:rPr>
-        <w:t xml:space="preserve">    runs-on: ubuntu-latest</w:t>
-      </w:r>
-    </w:p>
-    <w:p>
-      <w:pPr>
-        <w:shd w:fill="F2F4F8" w:val="clear"/>
-        <w:spacing w:after="0"/>
-      </w:pPr>
-      <w:r>
-        <w:rPr>
-          <w:rFonts w:ascii="Consolas" w:cs="Consolas" w:eastAsia="Consolas" w:hAnsi="Consolas"/>
-          <w:sz w:val="17"/>
-          <w:szCs w:val="17"/>
-        </w:rPr>
-        <w:t xml:space="preserve">    steps:</w:t>
-      </w:r>
-    </w:p>
-    <w:p>
-      <w:pPr>
-        <w:shd w:fill="F2F4F8" w:val="clear"/>
-        <w:spacing w:after="0"/>
-      </w:pPr>
-      <w:r>
-        <w:rPr>
-          <w:rFonts w:ascii="Consolas" w:cs="Consolas" w:eastAsia="Consolas" w:hAnsi="Consolas"/>
-          <w:sz w:val="17"/>
-          <w:szCs w:val="17"/>
-        </w:rPr>
-        <w:t xml:space="preserve">      - uses: actions/checkout@v4</w:t>
-      </w:r>
-    </w:p>
-    <w:p>
-      <w:pPr>
-        <w:shd w:fill="F2F4F8" w:val="clear"/>
-        <w:spacing w:after="0"/>
-      </w:pPr>
-      <w:r>
-        <w:rPr>
-          <w:rFonts w:ascii="Consolas" w:cs="Consolas" w:eastAsia="Consolas" w:hAnsi="Consolas"/>
-          <w:sz w:val="17"/>
-          <w:szCs w:val="17"/>
-        </w:rPr>
-        <w:t xml:space="preserve">      - uses: actions/setup-node@v4</w:t>
-      </w:r>
-    </w:p>
-    <w:p>
-      <w:pPr>
-        <w:shd w:fill="F2F4F8" w:val="clear"/>
-        <w:spacing w:after="0"/>
-      </w:pPr>
-      <w:r>
-        <w:rPr>
-          <w:rFonts w:ascii="Consolas" w:cs="Consolas" w:eastAsia="Consolas" w:hAnsi="Consolas"/>
-          <w:sz w:val="17"/>
-          <w:szCs w:val="17"/>
-        </w:rPr>
-        <w:t xml:space="preserve">        with: { node-version: 20, cache: npm, cache-dependency-path: frontend/package-lock.json }</w:t>
-      </w:r>
-    </w:p>
-    <w:p>
-      <w:pPr>
-        <w:shd w:fill="F2F4F8" w:val="clear"/>
-        <w:spacing w:after="0"/>
-      </w:pPr>
-      <w:r>
-        <w:rPr>
-          <w:rFonts w:ascii="Consolas" w:cs="Consolas" w:eastAsia="Consolas" w:hAnsi="Consolas"/>
-          <w:sz w:val="17"/>
-          <w:szCs w:val="17"/>
-        </w:rPr>
-        <w:t xml:space="preserve">      - run: cd frontend &amp;&amp; npm ci &amp;&amp; npm run lint &amp;&amp; npm test -- --watch=false &amp;&amp; npm run build</w:t>
-      </w:r>
-    </w:p>
-    <w:p>
-      <w:pPr>
-        <w:shd w:fill="F2F4F8" w:val="clear"/>
-        <w:spacing w:after="0"/>
-      </w:pPr>
-      <w:r>
-        <w:rPr>
-          <w:rFonts w:ascii="Consolas" w:cs="Consolas" w:eastAsia="Consolas" w:hAnsi="Consolas"/>
-          <w:sz w:val="17"/>
-          <w:szCs w:val="17"/>
-        </w:rPr>
-        <w:t xml:space="preserve">  terraform:</w:t>
-      </w:r>
-    </w:p>
-    <w:p>
-      <w:pPr>
-        <w:shd w:fill="F2F4F8" w:val="clear"/>
-        <w:spacing w:after="0"/>
-      </w:pPr>
-      <w:r>
-        <w:rPr>
-          <w:rFonts w:ascii="Consolas" w:cs="Consolas" w:eastAsia="Consolas" w:hAnsi="Consolas"/>
-          <w:sz w:val="17"/>
-          <w:szCs w:val="17"/>
-        </w:rPr>
-        <w:t xml:space="preserve">    runs-on: ubuntu-latest</w:t>
-      </w:r>
-    </w:p>
-    <w:p>
-      <w:pPr>
-        <w:shd w:fill="F2F4F8" w:val="clear"/>
-        <w:spacing w:after="0"/>
-      </w:pPr>
-      <w:r>
-        <w:rPr>
-          <w:rFonts w:ascii="Consolas" w:cs="Consolas" w:eastAsia="Consolas" w:hAnsi="Consolas"/>
-          <w:sz w:val="17"/>
-          <w:szCs w:val="17"/>
-        </w:rPr>
-        <w:t xml:space="preserve">    permissions: { id-token: write, contents: read }</w:t>
-      </w:r>
-    </w:p>
-    <w:p>
-      <w:pPr>
-        <w:shd w:fill="F2F4F8" w:val="clear"/>
-        <w:spacing w:after="0"/>
-      </w:pPr>
-      <w:r>
-        <w:rPr>
-          <w:rFonts w:ascii="Consolas" w:cs="Consolas" w:eastAsia="Consolas" w:hAnsi="Consolas"/>
-          <w:sz w:val="17"/>
-          <w:szCs w:val="17"/>
-        </w:rPr>
-        <w:t xml:space="preserve">    steps:</w:t>
-      </w:r>
-    </w:p>
-    <w:p>
-      <w:pPr>
-        <w:shd w:fill="F2F4F8" w:val="clear"/>
-        <w:spacing w:after="0"/>
-      </w:pPr>
-      <w:r>
-        <w:rPr>
-          <w:rFonts w:ascii="Consolas" w:cs="Consolas" w:eastAsia="Consolas" w:hAnsi="Consolas"/>
-          <w:sz w:val="17"/>
-          <w:szCs w:val="17"/>
-        </w:rPr>
-        <w:t xml:space="preserve">      - uses: actions/checkout@v4</w:t>
-      </w:r>
-    </w:p>
-    <w:p>
-      <w:pPr>
-        <w:shd w:fill="F2F4F8" w:val="clear"/>
-        <w:spacing w:after="0"/>
-      </w:pPr>
-      <w:r>
-        <w:rPr>
-          <w:rFonts w:ascii="Consolas" w:cs="Consolas" w:eastAsia="Consolas" w:hAnsi="Consolas"/>
-          <w:sz w:val="17"/>
-          <w:szCs w:val="17"/>
-        </w:rPr>
-        <w:t xml:space="preserve">      - uses: aws-actions/configure-aws-credentials@v4</w:t>
-      </w:r>
-    </w:p>
-    <w:p>
-      <w:pPr>
-        <w:shd w:fill="F2F4F8" w:val="clear"/>
-        <w:spacing w:after="0"/>
-      </w:pPr>
-      <w:r>
-        <w:rPr>
-          <w:rFonts w:ascii="Consolas" w:cs="Consolas" w:eastAsia="Consolas" w:hAnsi="Consolas"/>
-          <w:sz w:val="17"/>
-          <w:szCs w:val="17"/>
-        </w:rPr>
-        <w:t xml:space="preserve">        with: { role-to-assume: arn:aws:iam::&lt;DEV_ACCT&gt;:role/cp-gha-plan, aws-region: ap-south-1 }</w:t>
-      </w:r>
-    </w:p>
-    <w:p>
-      <w:pPr>
-        <w:shd w:fill="F2F4F8" w:val="clear"/>
-        <w:spacing w:after="0"/>
-      </w:pPr>
-      <w:r>
-        <w:rPr>
-          <w:rFonts w:ascii="Consolas" w:cs="Consolas" w:eastAsia="Consolas" w:hAnsi="Consolas"/>
-          <w:sz w:val="17"/>
-          <w:szCs w:val="17"/>
-        </w:rPr>
-        <w:t xml:space="preserve">      - uses: hashicorp/setup-terraform@v3</w:t>
-      </w:r>
-    </w:p>
-    <w:p>
-      <w:pPr>
-        <w:shd w:fill="F2F4F8" w:val="clear"/>
-        <w:spacing w:after="0"/>
-      </w:pPr>
-      <w:r>
-        <w:rPr>
-          <w:rFonts w:ascii="Consolas" w:cs="Consolas" w:eastAsia="Consolas" w:hAnsi="Consolas"/>
-          <w:sz w:val="17"/>
-          <w:szCs w:val="17"/>
-        </w:rPr>
-        <w:t xml:space="preserve">      - run: cd infra/envs/dev &amp;&amp; terraform init &amp;&amp; terraform validate &amp;&amp; terraform plan -lock=false</w:t>
+        <w:t xml:space="preserve">2.1 CI on every pull request (ci.yml + constitution-review.yml)</w:t>
+      </w:r>
+    </w:p>
+    <w:p>
+      <w:pPr>
+        <w:shd w:fill="F2F4F8" w:val="clear"/>
+        <w:spacing w:after="0"/>
+      </w:pPr>
+      <w:r>
+        <w:rPr>
+          <w:rFonts w:ascii="Consolas" w:cs="Consolas" w:eastAsia="Consolas" w:hAnsi="Consolas"/>
+          <w:sz w:val="17"/>
+          <w:szCs w:val="17"/>
+        </w:rPr>
+        <w:t xml:space="preserve">on: { pull_request: { branches: [pods/pod73] } }</w:t>
+      </w:r>
+    </w:p>
+    <w:p>
+      <w:pPr>
+        <w:shd w:fill="F2F4F8" w:val="clear"/>
+        <w:spacing w:after="0"/>
+      </w:pPr>
+      <w:r>
+        <w:rPr>
+          <w:rFonts w:ascii="Consolas" w:cs="Consolas" w:eastAsia="Consolas" w:hAnsi="Consolas"/>
+          <w:sz w:val="17"/>
+          <w:szCs w:val="17"/>
+        </w:rPr>
+        <w:t xml:space="preserve">required checks (branch protection, no override):</w:t>
+      </w:r>
+    </w:p>
+    <w:p>
+      <w:pPr>
+        <w:shd w:fill="F2F4F8" w:val="clear"/>
+        <w:spacing w:after="0"/>
+      </w:pPr>
+      <w:r>
+        <w:rPr>
+          <w:rFonts w:ascii="Consolas" w:cs="Consolas" w:eastAsia="Consolas" w:hAnsi="Consolas"/>
+          <w:sz w:val="17"/>
+          <w:szCs w:val="17"/>
+        </w:rPr>
+        <w:t xml:space="preserve">  lint (ruff)                 ruff check + ruff format --check</w:t>
+      </w:r>
+    </w:p>
+    <w:p>
+      <w:pPr>
+        <w:shd w:fill="F2F4F8" w:val="clear"/>
+        <w:spacing w:after="0"/>
+      </w:pPr>
+      <w:r>
+        <w:rPr>
+          <w:rFonts w:ascii="Consolas" w:cs="Consolas" w:eastAsia="Consolas" w:hAnsi="Consolas"/>
+          <w:sz w:val="17"/>
+          <w:szCs w:val="17"/>
+        </w:rPr>
+        <w:t xml:space="preserve">  typecheck (mypy)            mypy . — strict, whole backend</w:t>
+      </w:r>
+    </w:p>
+    <w:p>
+      <w:pPr>
+        <w:shd w:fill="F2F4F8" w:val="clear"/>
+        <w:spacing w:after="0"/>
+      </w:pPr>
+      <w:r>
+        <w:rPr>
+          <w:rFonts w:ascii="Consolas" w:cs="Consolas" w:eastAsia="Consolas" w:hAnsi="Consolas"/>
+          <w:sz w:val="17"/>
+          <w:szCs w:val="17"/>
+        </w:rPr>
+        <w:t xml:space="preserve">  test (pytest + moto)        656 unit tests; real AWS credentials rejected</w:t>
+      </w:r>
+    </w:p>
+    <w:p>
+      <w:pPr>
+        <w:shd w:fill="F2F4F8" w:val="clear"/>
+        <w:spacing w:after="0"/>
+      </w:pPr>
+      <w:r>
+        <w:rPr>
+          <w:rFonts w:ascii="Consolas" w:cs="Consolas" w:eastAsia="Consolas" w:hAnsi="Consolas"/>
+          <w:sz w:val="17"/>
+          <w:szCs w:val="17"/>
+        </w:rPr>
+        <w:t xml:space="preserve">  integration                 475 tests on Testcontainers PostgreSQL + LocalStack</w:t>
+      </w:r>
+    </w:p>
+    <w:p>
+      <w:pPr>
+        <w:shd w:fill="F2F4F8" w:val="clear"/>
+        <w:spacing w:after="0"/>
+      </w:pPr>
+      <w:r>
+        <w:rPr>
+          <w:rFonts w:ascii="Consolas" w:cs="Consolas" w:eastAsia="Consolas" w:hAnsi="Consolas"/>
+          <w:sz w:val="17"/>
+          <w:szCs w:val="17"/>
+        </w:rPr>
+        <w:t xml:space="preserve">  frontend                    lint (a11y rules) + build + Playwright e2e</w:t>
+      </w:r>
+    </w:p>
+    <w:p>
+      <w:pPr>
+        <w:shd w:fill="F2F4F8" w:val="clear"/>
+        <w:spacing w:after="0"/>
+      </w:pPr>
+      <w:r>
+        <w:rPr>
+          <w:rFonts w:ascii="Consolas" w:cs="Consolas" w:eastAsia="Consolas" w:hAnsi="Consolas"/>
+          <w:sz w:val="17"/>
+          <w:szCs w:val="17"/>
+        </w:rPr>
+        <w:t xml:space="preserve">  terraform  (dev, prod)      fmt + validate + ASCII + Step Functions ASL</w:t>
+      </w:r>
+    </w:p>
+    <w:p>
+      <w:pPr>
+        <w:shd w:fill="F2F4F8" w:val="clear"/>
+        <w:spacing w:after="0"/>
+      </w:pPr>
+      <w:r>
+        <w:rPr>
+          <w:rFonts w:ascii="Consolas" w:cs="Consolas" w:eastAsia="Consolas" w:hAnsi="Consolas"/>
+          <w:sz w:val="17"/>
+          <w:szCs w:val="17"/>
+        </w:rPr>
+        <w:t xml:space="preserve">  secret-scan                 gitleaks across the diff</w:t>
+      </w:r>
+    </w:p>
+    <w:p>
+      <w:pPr>
+        <w:shd w:fill="F2F4F8" w:val="clear"/>
+        <w:spacing w:after="0"/>
+      </w:pPr>
+      <w:r>
+        <w:rPr>
+          <w:rFonts w:ascii="Consolas" w:cs="Consolas" w:eastAsia="Consolas" w:hAnsi="Consolas"/>
+          <w:sz w:val="17"/>
+          <w:szCs w:val="17"/>
+        </w:rPr>
+        <w:t xml:space="preserve">  contract-compat (oasdiff)   no breaking API change</w:t>
+      </w:r>
+    </w:p>
+    <w:p>
+      <w:pPr>
+        <w:shd w:fill="F2F4F8" w:val="clear"/>
+        <w:spacing w:after="0"/>
+      </w:pPr>
+      <w:r>
+        <w:rPr>
+          <w:rFonts w:ascii="Consolas" w:cs="Consolas" w:eastAsia="Consolas" w:hAnsi="Consolas"/>
+          <w:sz w:val="17"/>
+          <w:szCs w:val="17"/>
+        </w:rPr>
+        <w:t xml:space="preserve">  client-drift                generated Angular client matches the contract</w:t>
+      </w:r>
+    </w:p>
+    <w:p>
+      <w:pPr>
+        <w:shd w:fill="F2F4F8" w:val="clear"/>
+        <w:spacing w:after="0"/>
+      </w:pPr>
+      <w:r>
+        <w:rPr>
+          <w:rFonts w:ascii="Consolas" w:cs="Consolas" w:eastAsia="Consolas" w:hAnsi="Consolas"/>
+          <w:sz w:val="17"/>
+          <w:szCs w:val="17"/>
+        </w:rPr>
+        <w:t xml:space="preserve">  dependency-allowlist        no non-AWS AI SDK in any manifest</w:t>
+      </w:r>
+    </w:p>
+    <w:p>
+      <w:pPr>
+        <w:shd w:fill="F2F4F8" w:val="clear"/>
+        <w:spacing w:after="0"/>
+      </w:pPr>
+      <w:r>
+        <w:rPr>
+          <w:rFonts w:ascii="Consolas" w:cs="Consolas" w:eastAsia="Consolas" w:hAnsi="Consolas"/>
+          <w:sz w:val="17"/>
+          <w:szCs w:val="17"/>
+        </w:rPr>
+        <w:t xml:space="preserve">  connector-boundary          no AWS SDK outside connectors/</w:t>
+      </w:r>
+    </w:p>
+    <w:p>
+      <w:pPr>
+        <w:shd w:fill="F2F4F8" w:val="clear"/>
+        <w:spacing w:after="0"/>
+      </w:pPr>
+      <w:r>
+        <w:rPr>
+          <w:rFonts w:ascii="Consolas" w:cs="Consolas" w:eastAsia="Consolas" w:hAnsi="Consolas"/>
+          <w:sz w:val="17"/>
+          <w:szCs w:val="17"/>
+        </w:rPr>
+        <w:t xml:space="preserve">  erd-current                 the ERD matches the models</w:t>
+      </w:r>
+    </w:p>
+    <w:p>
+      <w:pPr>
+        <w:shd w:fill="F2F4F8" w:val="clear"/>
+        <w:spacing w:after="0"/>
+      </w:pPr>
+      <w:r>
+        <w:rPr>
+          <w:rFonts w:ascii="Consolas" w:cs="Consolas" w:eastAsia="Consolas" w:hAnsi="Consolas"/>
+          <w:sz w:val="17"/>
+          <w:szCs w:val="17"/>
+        </w:rPr>
+        <w:t xml:space="preserve">  pr-task-reference           the PR body cites a task ID</w:t>
+      </w:r>
+    </w:p>
+    <w:p>
+      <w:pPr>
+        <w:shd w:fill="F2F4F8" w:val="clear"/>
+        <w:spacing w:after="0"/>
+      </w:pPr>
+      <w:r>
+        <w:rPr>
+          <w:rFonts w:ascii="Consolas" w:cs="Consolas" w:eastAsia="Consolas" w:hAnsi="Consolas"/>
+          <w:sz w:val="17"/>
+          <w:szCs w:val="17"/>
+        </w:rPr>
+        <w:t xml:space="preserve">  agent-evals                 16 recorded cases through the grounding validator</w:t>
+      </w:r>
+    </w:p>
+    <w:p>
+      <w:pPr>
+        <w:shd w:fill="F2F4F8" w:val="clear"/>
+        <w:spacing w:after="0"/>
+      </w:pPr>
+      <w:r>
+        <w:rPr>
+          <w:rFonts w:ascii="Consolas" w:cs="Consolas" w:eastAsia="Consolas" w:hAnsi="Consolas"/>
+          <w:sz w:val="17"/>
+          <w:szCs w:val="17"/>
+        </w:rPr>
+        <w:t xml:space="preserve">  constitution-review         Claude records a review on the head commit</w:t>
       </w:r>
     </w:p>
     <w:p>
@@ -951,287 +713,161 @@
         <w:rPr>
           <w:color w:val="1F6FEB"/>
         </w:rPr>
-        <w:t xml:space="preserve">2.2 Deploy on merge (deploy-dev.yml → deploy-prod.yml)</w:t>
-      </w:r>
-    </w:p>
-    <w:p>
-      <w:pPr>
-        <w:shd w:fill="F2F4F8" w:val="clear"/>
-        <w:spacing w:after="0"/>
-      </w:pPr>
-      <w:r>
-        <w:rPr>
-          <w:rFonts w:ascii="Consolas" w:cs="Consolas" w:eastAsia="Consolas" w:hAnsi="Consolas"/>
-          <w:sz w:val="17"/>
-          <w:szCs w:val="17"/>
-        </w:rPr>
-        <w:t xml:space="preserve">name: deploy</w:t>
-      </w:r>
-    </w:p>
-    <w:p>
-      <w:pPr>
-        <w:shd w:fill="F2F4F8" w:val="clear"/>
-        <w:spacing w:after="0"/>
-      </w:pPr>
-      <w:r>
-        <w:rPr>
-          <w:rFonts w:ascii="Consolas" w:cs="Consolas" w:eastAsia="Consolas" w:hAnsi="Consolas"/>
-          <w:sz w:val="17"/>
-          <w:szCs w:val="17"/>
-        </w:rPr>
-        <w:t xml:space="preserve">on: { push: { branches: [main] } }</w:t>
-      </w:r>
-    </w:p>
-    <w:p>
-      <w:pPr>
-        <w:shd w:fill="F2F4F8" w:val="clear"/>
-        <w:spacing w:after="0"/>
-      </w:pPr>
-      <w:r>
-        <w:rPr>
-          <w:rFonts w:ascii="Consolas" w:cs="Consolas" w:eastAsia="Consolas" w:hAnsi="Consolas"/>
-          <w:sz w:val="17"/>
-          <w:szCs w:val="17"/>
-        </w:rPr>
-        <w:t xml:space="preserve">concurrency: deploy          # never two deploys in flight</w:t>
-      </w:r>
-    </w:p>
-    <w:p>
-      <w:pPr>
-        <w:shd w:fill="F2F4F8" w:val="clear"/>
-        <w:spacing w:after="0"/>
-      </w:pPr>
-      <w:r>
-        <w:rPr>
-          <w:rFonts w:ascii="Consolas" w:cs="Consolas" w:eastAsia="Consolas" w:hAnsi="Consolas"/>
-          <w:sz w:val="17"/>
-          <w:szCs w:val="17"/>
-        </w:rPr>
-        <w:t xml:space="preserve">jobs:</w:t>
-      </w:r>
-    </w:p>
-    <w:p>
-      <w:pPr>
-        <w:shd w:fill="F2F4F8" w:val="clear"/>
-        <w:spacing w:after="0"/>
-      </w:pPr>
-      <w:r>
-        <w:rPr>
-          <w:rFonts w:ascii="Consolas" w:cs="Consolas" w:eastAsia="Consolas" w:hAnsi="Consolas"/>
-          <w:sz w:val="17"/>
-          <w:szCs w:val="17"/>
-        </w:rPr>
-        <w:t xml:space="preserve">  package:</w:t>
-      </w:r>
-    </w:p>
-    <w:p>
-      <w:pPr>
-        <w:shd w:fill="F2F4F8" w:val="clear"/>
-        <w:spacing w:after="0"/>
-      </w:pPr>
-      <w:r>
-        <w:rPr>
-          <w:rFonts w:ascii="Consolas" w:cs="Consolas" w:eastAsia="Consolas" w:hAnsi="Consolas"/>
-          <w:sz w:val="17"/>
-          <w:szCs w:val="17"/>
-        </w:rPr>
-        <w:t xml:space="preserve">    # build Lambda zips (pip install --platform manylinux2014_aarch64), Angular dist, upload artifacts</w:t>
-      </w:r>
-    </w:p>
-    <w:p>
-      <w:pPr>
-        <w:shd w:fill="F2F4F8" w:val="clear"/>
-        <w:spacing w:after="0"/>
-      </w:pPr>
-      <w:r>
-        <w:rPr>
-          <w:rFonts w:ascii="Consolas" w:cs="Consolas" w:eastAsia="Consolas" w:hAnsi="Consolas"/>
-          <w:sz w:val="17"/>
-          <w:szCs w:val="17"/>
-        </w:rPr>
-        <w:t xml:space="preserve">  deploy-dev:</w:t>
-      </w:r>
-    </w:p>
-    <w:p>
-      <w:pPr>
-        <w:shd w:fill="F2F4F8" w:val="clear"/>
-        <w:spacing w:after="0"/>
-      </w:pPr>
-      <w:r>
-        <w:rPr>
-          <w:rFonts w:ascii="Consolas" w:cs="Consolas" w:eastAsia="Consolas" w:hAnsi="Consolas"/>
-          <w:sz w:val="17"/>
-          <w:szCs w:val="17"/>
-        </w:rPr>
-        <w:t xml:space="preserve">    needs: package</w:t>
-      </w:r>
-    </w:p>
-    <w:p>
-      <w:pPr>
-        <w:shd w:fill="F2F4F8" w:val="clear"/>
-        <w:spacing w:after="0"/>
-      </w:pPr>
-      <w:r>
-        <w:rPr>
-          <w:rFonts w:ascii="Consolas" w:cs="Consolas" w:eastAsia="Consolas" w:hAnsi="Consolas"/>
-          <w:sz w:val="17"/>
-          <w:szCs w:val="17"/>
-        </w:rPr>
-        <w:t xml:space="preserve">    environment: dev</w:t>
-      </w:r>
-    </w:p>
-    <w:p>
-      <w:pPr>
-        <w:shd w:fill="F2F4F8" w:val="clear"/>
-        <w:spacing w:after="0"/>
-      </w:pPr>
-      <w:r>
-        <w:rPr>
-          <w:rFonts w:ascii="Consolas" w:cs="Consolas" w:eastAsia="Consolas" w:hAnsi="Consolas"/>
-          <w:sz w:val="17"/>
-          <w:szCs w:val="17"/>
-        </w:rPr>
-        <w:t xml:space="preserve">    permissions: { id-token: write, contents: read }</w:t>
-      </w:r>
-    </w:p>
-    <w:p>
-      <w:pPr>
-        <w:shd w:fill="F2F4F8" w:val="clear"/>
-        <w:spacing w:after="0"/>
-      </w:pPr>
-      <w:r>
-        <w:rPr>
-          <w:rFonts w:ascii="Consolas" w:cs="Consolas" w:eastAsia="Consolas" w:hAnsi="Consolas"/>
-          <w:sz w:val="17"/>
-          <w:szCs w:val="17"/>
-        </w:rPr>
-        <w:t xml:space="preserve">    steps:</w:t>
-      </w:r>
-    </w:p>
-    <w:p>
-      <w:pPr>
-        <w:shd w:fill="F2F4F8" w:val="clear"/>
-        <w:spacing w:after="0"/>
-      </w:pPr>
-      <w:r>
-        <w:rPr>
-          <w:rFonts w:ascii="Consolas" w:cs="Consolas" w:eastAsia="Consolas" w:hAnsi="Consolas"/>
-          <w:sz w:val="17"/>
-          <w:szCs w:val="17"/>
-        </w:rPr>
-        <w:t xml:space="preserve">      - assume cp-gha-deploy-dev (OIDC)</w:t>
-      </w:r>
-    </w:p>
-    <w:p>
-      <w:pPr>
-        <w:shd w:fill="F2F4F8" w:val="clear"/>
-        <w:spacing w:after="0"/>
-      </w:pPr>
-      <w:r>
-        <w:rPr>
-          <w:rFonts w:ascii="Consolas" w:cs="Consolas" w:eastAsia="Consolas" w:hAnsi="Consolas"/>
-          <w:sz w:val="17"/>
-          <w:szCs w:val="17"/>
-        </w:rPr>
-        <w:t xml:space="preserve">      - terraform apply -auto-approve (infra/envs/dev)</w:t>
-      </w:r>
-    </w:p>
-    <w:p>
-      <w:pPr>
-        <w:shd w:fill="F2F4F8" w:val="clear"/>
-        <w:spacing w:after="0"/>
-      </w:pPr>
-      <w:r>
-        <w:rPr>
-          <w:rFonts w:ascii="Consolas" w:cs="Consolas" w:eastAsia="Consolas" w:hAnsi="Consolas"/>
-          <w:sz w:val="17"/>
-          <w:szCs w:val="17"/>
-        </w:rPr>
-        <w:t xml:space="preserve">      - run Alembic migrations (one-off Lambda invoke)</w:t>
-      </w:r>
-    </w:p>
-    <w:p>
-      <w:pPr>
-        <w:shd w:fill="F2F4F8" w:val="clear"/>
-        <w:spacing w:after="0"/>
-      </w:pPr>
-      <w:r>
-        <w:rPr>
-          <w:rFonts w:ascii="Consolas" w:cs="Consolas" w:eastAsia="Consolas" w:hAnsi="Consolas"/>
-          <w:sz w:val="17"/>
-          <w:szCs w:val="17"/>
-        </w:rPr>
-        <w:t xml:space="preserve">      - sync Angular dist to S3 + CloudFront invalidation</w:t>
-      </w:r>
-    </w:p>
-    <w:p>
-      <w:pPr>
-        <w:shd w:fill="F2F4F8" w:val="clear"/>
-        <w:spacing w:after="0"/>
-      </w:pPr>
-      <w:r>
-        <w:rPr>
-          <w:rFonts w:ascii="Consolas" w:cs="Consolas" w:eastAsia="Consolas" w:hAnsi="Consolas"/>
-          <w:sz w:val="17"/>
-          <w:szCs w:val="17"/>
-        </w:rPr>
-        <w:t xml:space="preserve">      - smoke tests: /health, login flow, trigger scan on the sandbox spoke</w:t>
-      </w:r>
-    </w:p>
-    <w:p>
-      <w:pPr>
-        <w:shd w:fill="F2F4F8" w:val="clear"/>
-        <w:spacing w:after="0"/>
-      </w:pPr>
-      <w:r>
-        <w:rPr>
-          <w:rFonts w:ascii="Consolas" w:cs="Consolas" w:eastAsia="Consolas" w:hAnsi="Consolas"/>
-          <w:sz w:val="17"/>
-          <w:szCs w:val="17"/>
-        </w:rPr>
-        <w:t xml:space="preserve">  deploy-prod:</w:t>
-      </w:r>
-    </w:p>
-    <w:p>
-      <w:pPr>
-        <w:shd w:fill="F2F4F8" w:val="clear"/>
-        <w:spacing w:after="0"/>
-      </w:pPr>
-      <w:r>
-        <w:rPr>
-          <w:rFonts w:ascii="Consolas" w:cs="Consolas" w:eastAsia="Consolas" w:hAnsi="Consolas"/>
-          <w:sz w:val="17"/>
-          <w:szCs w:val="17"/>
-        </w:rPr>
-        <w:t xml:space="preserve">    needs: deploy-dev</w:t>
-      </w:r>
-    </w:p>
-    <w:p>
-      <w:pPr>
-        <w:shd w:fill="F2F4F8" w:val="clear"/>
-        <w:spacing w:after="0"/>
-      </w:pPr>
-      <w:r>
-        <w:rPr>
-          <w:rFonts w:ascii="Consolas" w:cs="Consolas" w:eastAsia="Consolas" w:hAnsi="Consolas"/>
-          <w:sz w:val="17"/>
-          <w:szCs w:val="17"/>
-        </w:rPr>
-        <w:t xml:space="preserve">    environment: production   # requires manual approval in GitHub</w:t>
-      </w:r>
-    </w:p>
-    <w:p>
-      <w:pPr>
-        <w:shd w:fill="F2F4F8" w:val="clear"/>
-        <w:spacing w:after="0"/>
-      </w:pPr>
-      <w:r>
-        <w:rPr>
-          <w:rFonts w:ascii="Consolas" w:cs="Consolas" w:eastAsia="Consolas" w:hAnsi="Consolas"/>
-          <w:sz w:val="17"/>
-          <w:szCs w:val="17"/>
-        </w:rPr>
-        <w:t xml:space="preserve">    steps: same as dev against prod account, then 15-min canary alarm watch</w:t>
+        <w:t xml:space="preserve">2.2 Deploy (deploy-dev.yml)</w:t>
+      </w:r>
+    </w:p>
+    <w:p>
+      <w:pPr>
+        <w:shd w:fill="F2F4F8" w:val="clear"/>
+        <w:spacing w:after="0"/>
+      </w:pPr>
+      <w:r>
+        <w:rPr>
+          <w:rFonts w:ascii="Consolas" w:cs="Consolas" w:eastAsia="Consolas" w:hAnsi="Consolas"/>
+          <w:sz w:val="17"/>
+          <w:szCs w:val="17"/>
+        </w:rPr>
+        <w:t xml:space="preserve">on: workflow_dispatch   # inputs: enable_egress, enable_agent_endpoints</w:t>
+      </w:r>
+    </w:p>
+    <w:p>
+      <w:pPr>
+        <w:shd w:fill="F2F4F8" w:val="clear"/>
+        <w:spacing w:after="0"/>
+      </w:pPr>
+      <w:r>
+        <w:rPr>
+          <w:rFonts w:ascii="Consolas" w:cs="Consolas" w:eastAsia="Consolas" w:hAnsi="Consolas"/>
+          <w:sz w:val="17"/>
+          <w:szCs w:val="17"/>
+        </w:rPr>
+        <w:t xml:space="preserve"># a push to pods/pod73 deploys only if DEV_AUTO_DEPLOY is true — it is false</w:t>
+      </w:r>
+    </w:p>
+    <w:p>
+      <w:pPr>
+        <w:shd w:fill="F2F4F8" w:val="clear"/>
+        <w:spacing w:after="0"/>
+      </w:pPr>
+      <w:r>
+        <w:rPr>
+          <w:rFonts w:ascii="Consolas" w:cs="Consolas" w:eastAsia="Consolas" w:hAnsi="Consolas"/>
+          <w:sz w:val="17"/>
+          <w:szCs w:val="17"/>
+        </w:rPr>
+        <w:t xml:space="preserve">concurrency: one deploy per environment, never cancelled mid-apply</w:t>
+      </w:r>
+    </w:p>
+    <w:p>
+      <w:pPr>
+        <w:shd w:fill="F2F4F8" w:val="clear"/>
+        <w:spacing w:after="0"/>
+      </w:pPr>
+      <w:r>
+        <w:rPr>
+          <w:rFonts w:ascii="Consolas" w:cs="Consolas" w:eastAsia="Consolas" w:hAnsi="Consolas"/>
+          <w:sz w:val="17"/>
+          <w:szCs w:val="17"/>
+        </w:rPr>
+        <w:t xml:space="preserve">steps:</w:t>
+      </w:r>
+    </w:p>
+    <w:p>
+      <w:pPr>
+        <w:shd w:fill="F2F4F8" w:val="clear"/>
+        <w:spacing w:after="0"/>
+      </w:pPr>
+      <w:r>
+        <w:rPr>
+          <w:rFonts w:ascii="Consolas" w:cs="Consolas" w:eastAsia="Consolas" w:hAnsi="Consolas"/>
+          <w:sz w:val="17"/>
+          <w:szCs w:val="17"/>
+        </w:rPr>
+        <w:t xml:space="preserve">  - assume cloudpulse-dev-github-deploy (OIDC)</w:t>
+      </w:r>
+    </w:p>
+    <w:p>
+      <w:pPr>
+        <w:shd w:fill="F2F4F8" w:val="clear"/>
+        <w:spacing w:after="0"/>
+      </w:pPr>
+      <w:r>
+        <w:rPr>
+          <w:rFonts w:ascii="Consolas" w:cs="Consolas" w:eastAsia="Consolas" w:hAnsi="Consolas"/>
+          <w:sz w:val="17"/>
+          <w:szCs w:val="17"/>
+        </w:rPr>
+        <w:t xml:space="preserve">  - build the Lambda package, the AgentCore agent zip and the Angular SPA</w:t>
+      </w:r>
+    </w:p>
+    <w:p>
+      <w:pPr>
+        <w:shd w:fill="F2F4F8" w:val="clear"/>
+        <w:spacing w:after="0"/>
+      </w:pPr>
+      <w:r>
+        <w:rPr>
+          <w:rFonts w:ascii="Consolas" w:cs="Consolas" w:eastAsia="Consolas" w:hAnsi="Consolas"/>
+          <w:sz w:val="17"/>
+          <w:szCs w:val="17"/>
+        </w:rPr>
+        <w:t xml:space="preserve">  - terraform apply infra/envs/dev with the dispatch inputs</w:t>
+      </w:r>
+    </w:p>
+    <w:p>
+      <w:pPr>
+        <w:shd w:fill="F2F4F8" w:val="clear"/>
+        <w:spacing w:after="0"/>
+      </w:pPr>
+      <w:r>
+        <w:rPr>
+          <w:rFonts w:ascii="Consolas" w:cs="Consolas" w:eastAsia="Consolas" w:hAnsi="Consolas"/>
+          <w:sz w:val="17"/>
+          <w:szCs w:val="17"/>
+        </w:rPr>
+        <w:t xml:space="preserve">  - run Alembic migrations through the in-VPC migrate Lambda</w:t>
+      </w:r>
+    </w:p>
+    <w:p>
+      <w:pPr>
+        <w:shd w:fill="F2F4F8" w:val="clear"/>
+        <w:spacing w:after="0"/>
+      </w:pPr>
+      <w:r>
+        <w:rPr>
+          <w:rFonts w:ascii="Consolas" w:cs="Consolas" w:eastAsia="Consolas" w:hAnsi="Consolas"/>
+          <w:sz w:val="17"/>
+          <w:szCs w:val="17"/>
+        </w:rPr>
+        <w:t xml:space="preserve">  - inject runtime config into index.html, sync the SPA, invalidate CloudFront</w:t>
+      </w:r>
+    </w:p>
+    <w:p>
+      <w:pPr>
+        <w:shd w:fill="F2F4F8" w:val="clear"/>
+        <w:spacing w:after="0"/>
+      </w:pPr>
+      <w:r>
+        <w:rPr>
+          <w:rFonts w:ascii="Consolas" w:cs="Consolas" w:eastAsia="Consolas" w:hAnsi="Consolas"/>
+          <w:sz w:val="17"/>
+          <w:szCs w:val="17"/>
+        </w:rPr>
+        <w:t xml:space="preserve">  - smoke: /health, then Playwright dashboard journeys against the live site</w:t>
+      </w:r>
+    </w:p>
+    <w:p>
+      <w:pPr>
+        <w:shd w:fill="F2F4F8" w:val="clear"/>
+        <w:spacing w:after="0"/>
+      </w:pPr>
+      <w:r>
+        <w:rPr>
+          <w:rFonts w:ascii="Consolas" w:cs="Consolas" w:eastAsia="Consolas" w:hAnsi="Consolas"/>
+          <w:sz w:val="17"/>
+          <w:szCs w:val="17"/>
+        </w:rPr>
+        <w:t xml:space="preserve"># deploy-prod.yml (read-only plan + approval) exists, unused by decision</w:t>
       </w:r>
     </w:p>
     <w:p>
@@ -1261,7 +897,7 @@
         <w:spacing w:after="60" w:line="264"/>
       </w:pPr>
       <w:r>
-        <w:t xml:space="preserve">Migrations use expand-contract: additive change ships first, code switches, destructive cleanup ships a release later. Never a breaking migration and code change in one deploy.</w:t>
+        <w:t xml:space="preserve">Migrations are additive-only; a destructive change ships as its own later migration, never with the code that needs it.</w:t>
       </w:r>
     </w:p>
     <w:p>
@@ -1274,7 +910,7 @@
         <w:spacing w:after="60" w:line="264"/>
       </w:pPr>
       <w:r>
-        <w:t xml:space="preserve">Lambda deploys publish a new version and shift the alias; rollback = point the alias back (seconds, no rebuild).</w:t>
+        <w:t xml:space="preserve">The OpenAPI document is generated from the Pydantic models and is binding; the Angular client is regenerated from it, and CI fails on drift or a breaking change.</w:t>
       </w:r>
     </w:p>
     <w:p>
@@ -1287,7 +923,7 @@
         <w:spacing w:after="60" w:line="264"/>
       </w:pPr>
       <w:r>
-        <w:t xml:space="preserve">Every deploy tags the commit (deploy-prod-YYYYMMDD-N) so rollback target is never ambiguous.</w:t>
+        <w:t xml:space="preserve">Every pull request cites a task ID, and every task traces to a spec requirement.</w:t>
       </w:r>
     </w:p>
     <w:p>
@@ -1300,7 +936,7 @@
         <w:spacing w:after="60" w:line="264"/>
       </w:pPr>
       <w:r>
-        <w:t xml:space="preserve">Bedrock prompt changes go through the same PR flow — prompts live in the repo with an eval suite (golden outputs) that runs in CI.</w:t>
+        <w:t xml:space="preserve">Prompts and agent definitions change through the same pull-request flow; their content hash is recorded on every run, and the eval suite gates them.</w:t>
       </w:r>
     </w:p>
     <w:p>
@@ -1386,7 +1022,7 @@
                 <w:sz w:val="19"/>
                 <w:szCs w:val="19"/>
               </w:rPr>
-              <w:t xml:space="preserve">dev</w:t>
+              <w:t xml:space="preserve">dev — the one environment</w:t>
             </w:r>
           </w:p>
         </w:tc>
@@ -1413,7 +1049,7 @@
                 <w:sz w:val="19"/>
                 <w:szCs w:val="19"/>
               </w:rPr>
-              <w:t xml:space="preserve">prod</w:t>
+              <w:t xml:space="preserve">prod root module</w:t>
             </w:r>
           </w:p>
         </w:tc>
@@ -1461,7 +1097,7 @@
                 <w:sz w:val="19"/>
                 <w:szCs w:val="19"/>
               </w:rPr>
-              <w:t xml:space="preserve">cloudpulse-dev (own hub account)</w:t>
+              <w:t xml:space="preserve">One account; CloudPulse scans it in same-account mode</w:t>
             </w:r>
           </w:p>
         </w:tc>
@@ -1484,7 +1120,7 @@
                 <w:sz w:val="19"/>
                 <w:szCs w:val="19"/>
               </w:rPr>
-              <w:t xml:space="preserve">cloudpulse-prod</w:t>
+              <w:t xml:space="preserve">Not deployed</w:t>
             </w:r>
           </w:p>
         </w:tc>
@@ -1493,7 +1129,6 @@
         <w:tc>
           <w:tcPr>
             <w:tcW w:type="dxa" w:w="1560"/>
-            <w:shd w:fill="F2F4F8" w:val="clear"/>
             <w:tcMar>
               <w:top w:type="dxa" w:w="60"/>
               <w:left w:type="dxa" w:w="100"/>
@@ -1517,48 +1152,46 @@
         <w:tc>
           <w:tcPr>
             <w:tcW w:type="dxa" w:w="3600"/>
-            <w:shd w:fill="F2F4F8" w:val="clear"/>
-            <w:tcMar>
-              <w:top w:type="dxa" w:w="60"/>
-              <w:left w:type="dxa" w:w="100"/>
-              <w:bottom w:type="dxa" w:w="60"/>
-              <w:right w:type="dxa" w:w="100"/>
-            </w:tcMar>
-          </w:tcPr>
-          <w:p>
-            <w:pPr>
-              <w:spacing w:after="0"/>
-            </w:pPr>
-            <w:r>
-              <w:rPr>
-                <w:sz w:val="19"/>
-                <w:szCs w:val="19"/>
-              </w:rPr>
-              <w:t xml:space="preserve">Auto on merge to main</w:t>
+            <w:tcMar>
+              <w:top w:type="dxa" w:w="60"/>
+              <w:left w:type="dxa" w:w="100"/>
+              <w:bottom w:type="dxa" w:w="60"/>
+              <w:right w:type="dxa" w:w="100"/>
+            </w:tcMar>
+          </w:tcPr>
+          <w:p>
+            <w:pPr>
+              <w:spacing w:after="0"/>
+            </w:pPr>
+            <w:r>
+              <w:rPr>
+                <w:sz w:val="19"/>
+                <w:szCs w:val="19"/>
+              </w:rPr>
+              <w:t xml:space="preserve">Manual dispatch; automatic deploy off</w:t>
             </w:r>
           </w:p>
         </w:tc>
         <w:tc>
           <w:tcPr>
             <w:tcW w:type="dxa" w:w="4200"/>
-            <w:shd w:fill="F2F4F8" w:val="clear"/>
-            <w:tcMar>
-              <w:top w:type="dxa" w:w="60"/>
-              <w:left w:type="dxa" w:w="100"/>
-              <w:bottom w:type="dxa" w:w="60"/>
-              <w:right w:type="dxa" w:w="100"/>
-            </w:tcMar>
-          </w:tcPr>
-          <w:p>
-            <w:pPr>
-              <w:spacing w:after="0"/>
-            </w:pPr>
-            <w:r>
-              <w:rPr>
-                <w:sz w:val="19"/>
-                <w:szCs w:val="19"/>
-              </w:rPr>
-              <w:t xml:space="preserve">Manual approval after dev succeeds</w:t>
+            <w:tcMar>
+              <w:top w:type="dxa" w:w="60"/>
+              <w:left w:type="dxa" w:w="100"/>
+              <w:bottom w:type="dxa" w:w="60"/>
+              <w:right w:type="dxa" w:w="100"/>
+            </w:tcMar>
+          </w:tcPr>
+          <w:p>
+            <w:pPr>
+              <w:spacing w:after="0"/>
+            </w:pPr>
+            <w:r>
+              <w:rPr>
+                <w:sz w:val="19"/>
+                <w:szCs w:val="19"/>
+              </w:rPr>
+              <w:t xml:space="preserve">Manual: plan, then approval (unused)</w:t>
             </w:r>
           </w:p>
         </w:tc>
@@ -1583,7 +1216,7 @@
                 <w:sz w:val="19"/>
                 <w:szCs w:val="19"/>
               </w:rPr>
-              <w:t xml:space="preserve">Spoke accounts</w:t>
+              <w:t xml:space="preserve">Scanned accounts</w:t>
             </w:r>
           </w:p>
         </w:tc>
@@ -1606,7 +1239,7 @@
                 <w:sz w:val="19"/>
                 <w:szCs w:val="19"/>
               </w:rPr>
-              <w:t xml:space="preserve">1–2 sandbox accounts</w:t>
+              <w:t xml:space="preserve">The same account; others through cross-account mode</w:t>
             </w:r>
           </w:p>
         </w:tc>
@@ -1629,7 +1262,7 @@
                 <w:sz w:val="19"/>
                 <w:szCs w:val="19"/>
               </w:rPr>
-              <w:t xml:space="preserve">All onboarded accounts</w:t>
+              <w:t xml:space="preserve">—</w:t>
             </w:r>
           </w:p>
         </w:tc>
@@ -1638,72 +1271,69 @@
         <w:tc>
           <w:tcPr>
             <w:tcW w:type="dxa" w:w="1560"/>
-            <w:shd w:fill="F2F4F8" w:val="clear"/>
-            <w:tcMar>
-              <w:top w:type="dxa" w:w="60"/>
-              <w:left w:type="dxa" w:w="100"/>
-              <w:bottom w:type="dxa" w:w="60"/>
-              <w:right w:type="dxa" w:w="100"/>
-            </w:tcMar>
-          </w:tcPr>
-          <w:p>
-            <w:pPr>
-              <w:spacing w:after="0"/>
-            </w:pPr>
-            <w:r>
-              <w:rPr>
-                <w:sz w:val="19"/>
-                <w:szCs w:val="19"/>
-              </w:rPr>
-              <w:t xml:space="preserve">Data</w:t>
+            <w:tcMar>
+              <w:top w:type="dxa" w:w="60"/>
+              <w:left w:type="dxa" w:w="100"/>
+              <w:bottom w:type="dxa" w:w="60"/>
+              <w:right w:type="dxa" w:w="100"/>
+            </w:tcMar>
+          </w:tcPr>
+          <w:p>
+            <w:pPr>
+              <w:spacing w:after="0"/>
+            </w:pPr>
+            <w:r>
+              <w:rPr>
+                <w:sz w:val="19"/>
+                <w:szCs w:val="19"/>
+              </w:rPr>
+              <w:t xml:space="preserve">Network egress</w:t>
             </w:r>
           </w:p>
         </w:tc>
         <w:tc>
           <w:tcPr>
             <w:tcW w:type="dxa" w:w="3600"/>
-            <w:shd w:fill="F2F4F8" w:val="clear"/>
-            <w:tcMar>
-              <w:top w:type="dxa" w:w="60"/>
-              <w:left w:type="dxa" w:w="100"/>
-              <w:bottom w:type="dxa" w:w="60"/>
-              <w:right w:type="dxa" w:w="100"/>
-            </w:tcMar>
-          </w:tcPr>
-          <w:p>
-            <w:pPr>
-              <w:spacing w:after="0"/>
-            </w:pPr>
-            <w:r>
-              <w:rPr>
-                <w:sz w:val="19"/>
-                <w:szCs w:val="19"/>
-              </w:rPr>
-              <w:t xml:space="preserve">Synthetic + sandbox scans</w:t>
+            <w:tcMar>
+              <w:top w:type="dxa" w:w="60"/>
+              <w:left w:type="dxa" w:w="100"/>
+              <w:bottom w:type="dxa" w:w="60"/>
+              <w:right w:type="dxa" w:w="100"/>
+            </w:tcMar>
+          </w:tcPr>
+          <w:p>
+            <w:pPr>
+              <w:spacing w:after="0"/>
+            </w:pPr>
+            <w:r>
+              <w:rPr>
+                <w:sz w:val="19"/>
+                <w:szCs w:val="19"/>
+              </w:rPr>
+              <w:t xml:space="preserve">Opt-in NAT gateway per deploy (enable_egress)</w:t>
             </w:r>
           </w:p>
         </w:tc>
         <w:tc>
           <w:tcPr>
             <w:tcW w:type="dxa" w:w="4200"/>
-            <w:shd w:fill="F2F4F8" w:val="clear"/>
-            <w:tcMar>
-              <w:top w:type="dxa" w:w="60"/>
-              <w:left w:type="dxa" w:w="100"/>
-              <w:bottom w:type="dxa" w:w="60"/>
-              <w:right w:type="dxa" w:w="100"/>
-            </w:tcMar>
-          </w:tcPr>
-          <w:p>
-            <w:pPr>
-              <w:spacing w:after="0"/>
-            </w:pPr>
-            <w:r>
-              <w:rPr>
-                <w:sz w:val="19"/>
-                <w:szCs w:val="19"/>
-              </w:rPr>
-              <w:t xml:space="preserve">Real; 35-day Aurora backups, S3 versioning</w:t>
+            <w:tcMar>
+              <w:top w:type="dxa" w:w="60"/>
+              <w:left w:type="dxa" w:w="100"/>
+              <w:bottom w:type="dxa" w:w="60"/>
+              <w:right w:type="dxa" w:w="100"/>
+            </w:tcMar>
+          </w:tcPr>
+          <w:p>
+            <w:pPr>
+              <w:spacing w:after="0"/>
+            </w:pPr>
+            <w:r>
+              <w:rPr>
+                <w:sz w:val="19"/>
+                <w:szCs w:val="19"/>
+              </w:rPr>
+              <w:t xml:space="preserve">—</w:t>
             </w:r>
           </w:p>
         </w:tc>
@@ -1728,7 +1358,7 @@
                 <w:sz w:val="19"/>
                 <w:szCs w:val="19"/>
               </w:rPr>
-              <w:t xml:space="preserve">Scale settings</w:t>
+              <w:t xml:space="preserve">Data protection</w:t>
             </w:r>
           </w:p>
         </w:tc>
@@ -1751,7 +1381,7 @@
                 <w:sz w:val="19"/>
                 <w:szCs w:val="19"/>
               </w:rPr>
-              <w:t xml:space="preserve">Aurora 0.5–1 ACU, auto-pause</w:t>
+              <w:t xml:space="preserve">No deletion protection; the snapshots bucket force-destroys</w:t>
             </w:r>
           </w:p>
         </w:tc>
@@ -1774,7 +1404,7 @@
                 <w:sz w:val="19"/>
                 <w:szCs w:val="19"/>
               </w:rPr>
-              <w:t xml:space="preserve">Aurora 0.5–4 ACU, no pause</w:t>
+              <w:t xml:space="preserve">Deletion protection; 7-day backups</w:t>
             </w:r>
           </w:p>
         </w:tc>
@@ -1783,72 +1413,69 @@
         <w:tc>
           <w:tcPr>
             <w:tcW w:type="dxa" w:w="1560"/>
-            <w:shd w:fill="F2F4F8" w:val="clear"/>
-            <w:tcMar>
-              <w:top w:type="dxa" w:w="60"/>
-              <w:left w:type="dxa" w:w="100"/>
-              <w:bottom w:type="dxa" w:w="60"/>
-              <w:right w:type="dxa" w:w="100"/>
-            </w:tcMar>
-          </w:tcPr>
-          <w:p>
-            <w:pPr>
-              <w:spacing w:after="0"/>
-            </w:pPr>
-            <w:r>
-              <w:rPr>
-                <w:sz w:val="19"/>
-                <w:szCs w:val="19"/>
-              </w:rPr>
-              <w:t xml:space="preserve">Alarms</w:t>
+            <w:tcMar>
+              <w:top w:type="dxa" w:w="60"/>
+              <w:left w:type="dxa" w:w="100"/>
+              <w:bottom w:type="dxa" w:w="60"/>
+              <w:right w:type="dxa" w:w="100"/>
+            </w:tcMar>
+          </w:tcPr>
+          <w:p>
+            <w:pPr>
+              <w:spacing w:after="0"/>
+            </w:pPr>
+            <w:r>
+              <w:rPr>
+                <w:sz w:val="19"/>
+                <w:szCs w:val="19"/>
+              </w:rPr>
+              <w:t xml:space="preserve">Lifetime</w:t>
             </w:r>
           </w:p>
         </w:tc>
         <w:tc>
           <w:tcPr>
             <w:tcW w:type="dxa" w:w="3600"/>
-            <w:shd w:fill="F2F4F8" w:val="clear"/>
-            <w:tcMar>
-              <w:top w:type="dxa" w:w="60"/>
-              <w:left w:type="dxa" w:w="100"/>
-              <w:bottom w:type="dxa" w:w="60"/>
-              <w:right w:type="dxa" w:w="100"/>
-            </w:tcMar>
-          </w:tcPr>
-          <w:p>
-            <w:pPr>
-              <w:spacing w:after="0"/>
-            </w:pPr>
-            <w:r>
-              <w:rPr>
-                <w:sz w:val="19"/>
-                <w:szCs w:val="19"/>
-              </w:rPr>
-              <w:t xml:space="preserve">Slack/email, non-paging</w:t>
+            <w:tcMar>
+              <w:top w:type="dxa" w:w="60"/>
+              <w:left w:type="dxa" w:w="100"/>
+              <w:bottom w:type="dxa" w:w="60"/>
+              <w:right w:type="dxa" w:w="100"/>
+            </w:tcMar>
+          </w:tcPr>
+          <w:p>
+            <w:pPr>
+              <w:spacing w:after="0"/>
+            </w:pPr>
+            <w:r>
+              <w:rPr>
+                <w:sz w:val="19"/>
+                <w:szCs w:val="19"/>
+              </w:rPr>
+              <w:t xml:space="preserve">Deployed for a working session, then torn down</w:t>
             </w:r>
           </w:p>
         </w:tc>
         <w:tc>
           <w:tcPr>
             <w:tcW w:type="dxa" w:w="4200"/>
-            <w:shd w:fill="F2F4F8" w:val="clear"/>
-            <w:tcMar>
-              <w:top w:type="dxa" w:w="60"/>
-              <w:left w:type="dxa" w:w="100"/>
-              <w:bottom w:type="dxa" w:w="60"/>
-              <w:right w:type="dxa" w:w="100"/>
-            </w:tcMar>
-          </w:tcPr>
-          <w:p>
-            <w:pPr>
-              <w:spacing w:after="0"/>
-            </w:pPr>
-            <w:r>
-              <w:rPr>
-                <w:sz w:val="19"/>
-                <w:szCs w:val="19"/>
-              </w:rPr>
-              <w:t xml:space="preserve">Paging alarms on API 5xx, scan failure, DLQ, budget</w:t>
+            <w:tcMar>
+              <w:top w:type="dxa" w:w="60"/>
+              <w:left w:type="dxa" w:w="100"/>
+              <w:bottom w:type="dxa" w:w="60"/>
+              <w:right w:type="dxa" w:w="100"/>
+            </w:tcMar>
+          </w:tcPr>
+          <w:p>
+            <w:pPr>
+              <w:spacing w:after="0"/>
+            </w:pPr>
+            <w:r>
+              <w:rPr>
+                <w:sz w:val="19"/>
+                <w:szCs w:val="19"/>
+              </w:rPr>
+              <w:t xml:space="preserve">—</w:t>
             </w:r>
           </w:p>
         </w:tc>
@@ -1863,7 +1490,7 @@
         <w:rPr>
           <w:color w:val="1F6FEB"/>
         </w:rPr>
-        <w:t xml:space="preserve">3.1 Rollback playbook</w:t>
+        <w:t xml:space="preserve">3.1 Rollback and teardown playbook</w:t>
       </w:r>
     </w:p>
     <w:p>
@@ -1880,10 +1507,10 @@
           <w:b/>
           <w:bCs/>
         </w:rPr>
-        <w:t xml:space="preserve">Bad API/worker code: </w:t>
-      </w:r>
-      <w:r>
-        <w:t xml:space="preserve">shift Lambda alias to previous version (one command, scripted in ops/). No infra change.</w:t>
+        <w:t xml:space="preserve">Bad code:</w:t>
+      </w:r>
+      <w:r>
+        <w:t xml:space="preserve"> redeploy the previous good commit with Deploy dev.</w:t>
       </w:r>
     </w:p>
     <w:p>
@@ -1900,10 +1527,10 @@
           <w:b/>
           <w:bCs/>
         </w:rPr>
-        <w:t xml:space="preserve">Bad infra change: </w:t>
-      </w:r>
-      <w:r>
-        <w:t xml:space="preserve">terraform apply the previous tagged commit. State is versioned in S3.</w:t>
+        <w:t xml:space="preserve">Bad infrastructure change:</w:t>
+      </w:r>
+      <w:r>
+        <w:t xml:space="preserve"> revert the commit and redeploy; Terraform state is versioned in S3 behind a DynamoDB lock.</w:t>
       </w:r>
     </w:p>
     <w:p>
@@ -1920,10 +1547,10 @@
           <w:b/>
           <w:bCs/>
         </w:rPr>
-        <w:t xml:space="preserve">Bad migration: </w:t>
-      </w:r>
-      <w:r>
-        <w:t xml:space="preserve">expand-contract means the previous code still runs on the new schema; fix forward. Restores from snapshot only for data corruption.</w:t>
+        <w:t xml:space="preserve">Bad migration:</w:t>
+      </w:r>
+      <w:r>
+        <w:t xml:space="preserve"> migrations are additive, so the previous code still runs on the new schema; fix forward.</w:t>
       </w:r>
     </w:p>
     <w:p>
@@ -1940,10 +1567,10 @@
           <w:b/>
           <w:bCs/>
         </w:rPr>
-        <w:t xml:space="preserve">Bad frontend: </w:t>
-      </w:r>
-      <w:r>
-        <w:t xml:space="preserve">re-sync previous dist artifact (kept 10 deep) + invalidate CloudFront.</w:t>
+        <w:t xml:space="preserve">End of session:</w:t>
+      </w:r>
+      <w:r>
+        <w:t xml:space="preserve"> ops/teardown.sh dev, then the playbook §0.5.3 sweep against a pre-deploy baseline — NAT gateways, Elastic IPs, network interfaces, log groups — until only the two state buckets remain.</w:t>
       </w:r>
     </w:p>
     <w:p>
@@ -1960,10 +1587,10 @@
           <w:b/>
           <w:bCs/>
         </w:rPr>
-        <w:t xml:space="preserve">Remediation misbehaving: </w:t>
-      </w:r>
-      <w:r>
-        <w:t xml:space="preserve">kill switch — SSM parameter /cloudpulse/remediation/enabled=false, checked before every action; takes effect in under a minute.</w:t>
+        <w:t xml:space="preserve">Prod safety:</w:t>
+      </w:r>
+      <w:r>
+        <w:t xml:space="preserve"> the teardown script refuses prod before running anything, and prod's Aurora has deletion protection.</w:t>
       </w:r>
     </w:p>
     <w:p>
@@ -1988,7 +1615,7 @@
         <w:spacing w:after="60" w:line="264"/>
       </w:pPr>
       <w:r>
-        <w:t xml:space="preserve">Expected run cost: dev &lt; $30/mo, prod &lt; $150/mo at 20 accounts (Aurora is the biggest line; Lambda/Step Functions near-zero at daily scans).</w:t>
+        <w:t xml:space="preserve">Dev costs roughly $0.15–0.30 an hour while deployed (Aurora at 0.5–2 ACU, VPC endpoints, the optional NAT) and nothing once torn down.</w:t>
       </w:r>
     </w:p>
     <w:p>
@@ -2001,7 +1628,7 @@
         <w:spacing w:after="60" w:line="264"/>
       </w:pPr>
       <w:r>
-        <w:t xml:space="preserve">AWS Budgets on both hub accounts with alerts at $100/$200; Bedrock spend gets its own budget from R2.</w:t>
+        <w:t xml:space="preserve">Model calls are bounded by a per-run token cap; Cost Explorer costs $0.01 per call and runs once a day.</w:t>
       </w:r>
     </w:p>
     <w:p>
@@ -2026,7 +1653,7 @@
         <w:spacing w:after="120" w:line="276"/>
       </w:pPr>
       <w:r>
-        <w:t xml:space="preserve">Every provider (AWS today, Azure in R3, GCP later) implements one interface and returns the same normalized models. The scan orchestrator, rules engine, findings pipeline, UI, and notifications never know which cloud they are looking at.</w:t>
+        <w:t xml:space="preserve">Every provider implements one protocol and returns the same normalized model. Scan orchestration, the rules engine, the findings pipeline, the UI and notifications never know which cloud they are looking at. AWS is the only implementation today; the interface keeps Azure a later addition rather than a rewrite.</w:t>
       </w:r>
     </w:p>
     <w:p>
@@ -2052,77 +1679,189 @@
           <w:sz w:val="17"/>
           <w:szCs w:val="17"/>
         </w:rPr>
-        <w:t xml:space="preserve">class NormalizedResource(BaseModel):</w:t>
-      </w:r>
-    </w:p>
-    <w:p>
-      <w:pPr>
-        <w:shd w:fill="F2F4F8" w:val="clear"/>
-        <w:spacing w:after="0"/>
-      </w:pPr>
-      <w:r>
-        <w:rPr>
-          <w:rFonts w:ascii="Consolas" w:cs="Consolas" w:eastAsia="Consolas" w:hAnsi="Consolas"/>
-          <w:sz w:val="17"/>
-          <w:szCs w:val="17"/>
-        </w:rPr>
-        <w:t xml:space="preserve">    provider: str            # 'aws' | 'azure' | 'gcp'</w:t>
-      </w:r>
-    </w:p>
-    <w:p>
-      <w:pPr>
-        <w:shd w:fill="F2F4F8" w:val="clear"/>
-        <w:spacing w:after="0"/>
-      </w:pPr>
-      <w:r>
-        <w:rPr>
-          <w:rFonts w:ascii="Consolas" w:cs="Consolas" w:eastAsia="Consolas" w:hAnsi="Consolas"/>
-          <w:sz w:val="17"/>
-          <w:szCs w:val="17"/>
-        </w:rPr>
-        <w:t xml:space="preserve">    account_ref: str         # AWS account ID / Azure subscription ID</w:t>
-      </w:r>
-    </w:p>
-    <w:p>
-      <w:pPr>
-        <w:shd w:fill="F2F4F8" w:val="clear"/>
-        <w:spacing w:after="0"/>
-      </w:pPr>
-      <w:r>
-        <w:rPr>
-          <w:rFonts w:ascii="Consolas" w:cs="Consolas" w:eastAsia="Consolas" w:hAnsi="Consolas"/>
-          <w:sz w:val="17"/>
-          <w:szCs w:val="17"/>
-        </w:rPr>
-        <w:t xml:space="preserve">    urn: str                 # ARN / Azure resource ID (globally unique)</w:t>
-      </w:r>
-    </w:p>
-    <w:p>
-      <w:pPr>
-        <w:shd w:fill="F2F4F8" w:val="clear"/>
-        <w:spacing w:after="0"/>
-      </w:pPr>
-      <w:r>
-        <w:rPr>
-          <w:rFonts w:ascii="Consolas" w:cs="Consolas" w:eastAsia="Consolas" w:hAnsi="Consolas"/>
-          <w:sz w:val="17"/>
-          <w:szCs w:val="17"/>
-        </w:rPr>
-        <w:t xml:space="preserve">    service: str             # normalized: 'compute', 'storage', 'database', ...</w:t>
-      </w:r>
-    </w:p>
-    <w:p>
-      <w:pPr>
-        <w:shd w:fill="F2F4F8" w:val="clear"/>
-        <w:spacing w:after="0"/>
-      </w:pPr>
-      <w:r>
-        <w:rPr>
-          <w:rFonts w:ascii="Consolas" w:cs="Consolas" w:eastAsia="Consolas" w:hAnsi="Consolas"/>
-          <w:sz w:val="17"/>
-          <w:szCs w:val="17"/>
-        </w:rPr>
-        <w:t xml:space="preserve">    native_type: str         # 'AWS::EC2::Instance', 'Microsoft.Compute/virtualMachines'</w:t>
+        <w:t xml:space="preserve">@dataclass(frozen=True)</w:t>
+      </w:r>
+    </w:p>
+    <w:p>
+      <w:pPr>
+        <w:shd w:fill="F2F4F8" w:val="clear"/>
+        <w:spacing w:after="0"/>
+      </w:pPr>
+      <w:r>
+        <w:rPr>
+          <w:rFonts w:ascii="Consolas" w:cs="Consolas" w:eastAsia="Consolas" w:hAnsi="Consolas"/>
+          <w:sz w:val="17"/>
+          <w:szCs w:val="17"/>
+        </w:rPr>
+        <w:t xml:space="preserve">class ConnectorAccount:</w:t>
+      </w:r>
+    </w:p>
+    <w:p>
+      <w:pPr>
+        <w:shd w:fill="F2F4F8" w:val="clear"/>
+        <w:spacing w:after="0"/>
+      </w:pPr>
+      <w:r>
+        <w:rPr>
+          <w:rFonts w:ascii="Consolas" w:cs="Consolas" w:eastAsia="Consolas" w:hAnsi="Consolas"/>
+          <w:sz w:val="17"/>
+          <w:szCs w:val="17"/>
+        </w:rPr>
+        <w:t xml:space="preserve">    aws_account_id: str</w:t>
+      </w:r>
+    </w:p>
+    <w:p>
+      <w:pPr>
+        <w:shd w:fill="F2F4F8" w:val="clear"/>
+        <w:spacing w:after="0"/>
+      </w:pPr>
+      <w:r>
+        <w:rPr>
+          <w:rFonts w:ascii="Consolas" w:cs="Consolas" w:eastAsia="Consolas" w:hAnsi="Consolas"/>
+          <w:sz w:val="17"/>
+          <w:szCs w:val="17"/>
+        </w:rPr>
+        <w:t xml:space="preserve">    connection_mode: str        # 'local' | 'assume_role'</w:t>
+      </w:r>
+    </w:p>
+    <w:p>
+      <w:pPr>
+        <w:shd w:fill="F2F4F8" w:val="clear"/>
+        <w:spacing w:after="0"/>
+      </w:pPr>
+      <w:r>
+        <w:rPr>
+          <w:rFonts w:ascii="Consolas" w:cs="Consolas" w:eastAsia="Consolas" w:hAnsi="Consolas"/>
+          <w:sz w:val="17"/>
+          <w:szCs w:val="17"/>
+        </w:rPr>
+        <w:t xml:space="preserve">    role_arn: str | None = None</w:t>
+      </w:r>
+    </w:p>
+    <w:p>
+      <w:pPr>
+        <w:shd w:fill="F2F4F8" w:val="clear"/>
+        <w:spacing w:after="0"/>
+      </w:pPr>
+      <w:r>
+        <w:rPr>
+          <w:rFonts w:ascii="Consolas" w:cs="Consolas" w:eastAsia="Consolas" w:hAnsi="Consolas"/>
+          <w:sz w:val="17"/>
+          <w:szCs w:val="17"/>
+        </w:rPr>
+        <w:t xml:space="preserve">    external_id: str | None = None   # read fresh per worker, never stored in code</w:t>
+      </w:r>
+    </w:p>
+    <w:p>
+      <w:pPr>
+        <w:shd w:fill="F2F4F8" w:val="clear"/>
+        <w:spacing w:after="0"/>
+      </w:pPr>
+      <w:r>
+        <w:rPr>
+          <w:rFonts w:ascii="Consolas" w:cs="Consolas" w:eastAsia="Consolas" w:hAnsi="Consolas"/>
+          <w:sz w:val="17"/>
+          <w:szCs w:val="17"/>
+        </w:rPr>
+        <w:t xml:space="preserve"> </w:t>
+      </w:r>
+    </w:p>
+    <w:p>
+      <w:pPr>
+        <w:shd w:fill="F2F4F8" w:val="clear"/>
+        <w:spacing w:after="0"/>
+      </w:pPr>
+      <w:r>
+        <w:rPr>
+          <w:rFonts w:ascii="Consolas" w:cs="Consolas" w:eastAsia="Consolas" w:hAnsi="Consolas"/>
+          <w:sz w:val="17"/>
+          <w:szCs w:val="17"/>
+        </w:rPr>
+        <w:t xml:space="preserve">@dataclass(frozen=True)</w:t>
+      </w:r>
+    </w:p>
+    <w:p>
+      <w:pPr>
+        <w:shd w:fill="F2F4F8" w:val="clear"/>
+        <w:spacing w:after="0"/>
+      </w:pPr>
+      <w:r>
+        <w:rPr>
+          <w:rFonts w:ascii="Consolas" w:cs="Consolas" w:eastAsia="Consolas" w:hAnsi="Consolas"/>
+          <w:sz w:val="17"/>
+          <w:szCs w:val="17"/>
+        </w:rPr>
+        <w:t xml:space="preserve">class NormalizedResource:</w:t>
+      </w:r>
+    </w:p>
+    <w:p>
+      <w:pPr>
+        <w:shd w:fill="F2F4F8" w:val="clear"/>
+        <w:spacing w:after="0"/>
+      </w:pPr>
+      <w:r>
+        <w:rPr>
+          <w:rFonts w:ascii="Consolas" w:cs="Consolas" w:eastAsia="Consolas" w:hAnsi="Consolas"/>
+          <w:sz w:val="17"/>
+          <w:szCs w:val="17"/>
+        </w:rPr>
+        <w:t xml:space="preserve">    provider: str               # 'aws'</w:t>
+      </w:r>
+    </w:p>
+    <w:p>
+      <w:pPr>
+        <w:shd w:fill="F2F4F8" w:val="clear"/>
+        <w:spacing w:after="0"/>
+      </w:pPr>
+      <w:r>
+        <w:rPr>
+          <w:rFonts w:ascii="Consolas" w:cs="Consolas" w:eastAsia="Consolas" w:hAnsi="Consolas"/>
+          <w:sz w:val="17"/>
+          <w:szCs w:val="17"/>
+        </w:rPr>
+        <w:t xml:space="preserve">    account_id: str</w:t>
+      </w:r>
+    </w:p>
+    <w:p>
+      <w:pPr>
+        <w:shd w:fill="F2F4F8" w:val="clear"/>
+        <w:spacing w:after="0"/>
+      </w:pPr>
+      <w:r>
+        <w:rPr>
+          <w:rFonts w:ascii="Consolas" w:cs="Consolas" w:eastAsia="Consolas" w:hAnsi="Consolas"/>
+          <w:sz w:val="17"/>
+          <w:szCs w:val="17"/>
+        </w:rPr>
+        <w:t xml:space="preserve">    resource_id: str            # provider-native id (an ARN on AWS)</w:t>
+      </w:r>
+    </w:p>
+    <w:p>
+      <w:pPr>
+        <w:shd w:fill="F2F4F8" w:val="clear"/>
+        <w:spacing w:after="0"/>
+      </w:pPr>
+      <w:r>
+        <w:rPr>
+          <w:rFonts w:ascii="Consolas" w:cs="Consolas" w:eastAsia="Consolas" w:hAnsi="Consolas"/>
+          <w:sz w:val="17"/>
+          <w:szCs w:val="17"/>
+        </w:rPr>
+        <w:t xml:space="preserve">    service: str</w:t>
+      </w:r>
+    </w:p>
+    <w:p>
+      <w:pPr>
+        <w:shd w:fill="F2F4F8" w:val="clear"/>
+        <w:spacing w:after="0"/>
+      </w:pPr>
+      <w:r>
+        <w:rPr>
+          <w:rFonts w:ascii="Consolas" w:cs="Consolas" w:eastAsia="Consolas" w:hAnsi="Consolas"/>
+          <w:sz w:val="17"/>
+          <w:szCs w:val="17"/>
+        </w:rPr>
+        <w:t xml:space="preserve">    resource_type: str          # e.g. 'AWS::EC2::Instance'</w:t>
       </w:r>
     </w:p>
     <w:p>
@@ -2164,21 +1903,21 @@
           <w:sz w:val="17"/>
           <w:szCs w:val="17"/>
         </w:rPr>
-        <w:t xml:space="preserve">    tags: dict[str, str]     # keys lower-cased at ingest (case-insensitive rules)</w:t>
-      </w:r>
-    </w:p>
-    <w:p>
-      <w:pPr>
-        <w:shd w:fill="F2F4F8" w:val="clear"/>
-        <w:spacing w:after="0"/>
-      </w:pPr>
-      <w:r>
-        <w:rPr>
-          <w:rFonts w:ascii="Consolas" w:cs="Consolas" w:eastAsia="Consolas" w:hAnsi="Consolas"/>
-          <w:sz w:val="17"/>
-          <w:szCs w:val="17"/>
-        </w:rPr>
-        <w:t xml:space="preserve">    state: str | None        # running / stopped / available ...</w:t>
+        <w:t xml:space="preserve">    tags: dict[str, str]</w:t>
+      </w:r>
+    </w:p>
+    <w:p>
+      <w:pPr>
+        <w:shd w:fill="F2F4F8" w:val="clear"/>
+        <w:spacing w:after="0"/>
+      </w:pPr>
+      <w:r>
+        <w:rPr>
+          <w:rFonts w:ascii="Consolas" w:cs="Consolas" w:eastAsia="Consolas" w:hAnsi="Consolas"/>
+          <w:sz w:val="17"/>
+          <w:szCs w:val="17"/>
+        </w:rPr>
+        <w:t xml:space="preserve">    state: str | None</w:t>
       </w:r>
     </w:p>
     <w:p>
@@ -2206,7 +1945,7 @@
           <w:sz w:val="17"/>
           <w:szCs w:val="17"/>
         </w:rPr>
-        <w:t xml:space="preserve">    extra: dict              # provider-specific enrichment</w:t>
+        <w:t xml:space="preserve">    detail: dict[str, Any]      # enrichment, or {'enrichment_error': &lt;code&gt;}</w:t>
       </w:r>
     </w:p>
     <w:p>
@@ -2234,133 +1973,49 @@
           <w:sz w:val="17"/>
           <w:szCs w:val="17"/>
         </w:rPr>
-        <w:t xml:space="preserve">class CloudConnector(Protocol):</w:t>
-      </w:r>
-    </w:p>
-    <w:p>
-      <w:pPr>
-        <w:shd w:fill="F2F4F8" w:val="clear"/>
-        <w:spacing w:after="0"/>
-      </w:pPr>
-      <w:r>
-        <w:rPr>
-          <w:rFonts w:ascii="Consolas" w:cs="Consolas" w:eastAsia="Consolas" w:hAnsi="Consolas"/>
-          <w:sz w:val="17"/>
-          <w:szCs w:val="17"/>
-        </w:rPr>
-        <w:t xml:space="preserve">    provider: str</w:t>
-      </w:r>
-    </w:p>
-    <w:p>
-      <w:pPr>
-        <w:shd w:fill="F2F4F8" w:val="clear"/>
-        <w:spacing w:after="0"/>
-      </w:pPr>
-      <w:r>
-        <w:rPr>
-          <w:rFonts w:ascii="Consolas" w:cs="Consolas" w:eastAsia="Consolas" w:hAnsi="Consolas"/>
-          <w:sz w:val="17"/>
-          <w:szCs w:val="17"/>
-        </w:rPr>
-        <w:t xml:space="preserve">    def verify_access(self, account: AccountRef) -&gt; AccessCheck: ...</w:t>
-      </w:r>
-    </w:p>
-    <w:p>
-      <w:pPr>
-        <w:shd w:fill="F2F4F8" w:val="clear"/>
-        <w:spacing w:after="0"/>
-      </w:pPr>
-      <w:r>
-        <w:rPr>
-          <w:rFonts w:ascii="Consolas" w:cs="Consolas" w:eastAsia="Consolas" w:hAnsi="Consolas"/>
-          <w:sz w:val="17"/>
-          <w:szCs w:val="17"/>
-        </w:rPr>
-        <w:t xml:space="preserve">    def list_resources(self, account: AccountRef, region: str, service_group: str) -&gt; Iterator[NormalizedResource]: ...</w:t>
-      </w:r>
-    </w:p>
-    <w:p>
-      <w:pPr>
-        <w:shd w:fill="F2F4F8" w:val="clear"/>
-        <w:spacing w:after="0"/>
-      </w:pPr>
-      <w:r>
-        <w:rPr>
-          <w:rFonts w:ascii="Consolas" w:cs="Consolas" w:eastAsia="Consolas" w:hAnsi="Consolas"/>
-          <w:sz w:val="17"/>
-          <w:szCs w:val="17"/>
-        </w:rPr>
-        <w:t xml:space="preserve">    #   AccountRef carries auth_mode ('local' | 'assume_role') and the account's scan-region list;</w:t>
-      </w:r>
-    </w:p>
-    <w:p>
-      <w:pPr>
-        <w:shd w:fill="F2F4F8" w:val="clear"/>
-        <w:spacing w:after="0"/>
-      </w:pPr>
-      <w:r>
-        <w:rPr>
-          <w:rFonts w:ascii="Consolas" w:cs="Consolas" w:eastAsia="Consolas" w:hAnsi="Consolas"/>
-          <w:sz w:val="17"/>
-          <w:szCs w:val="17"/>
-        </w:rPr>
-        <w:t xml:space="preserve">    #   global services (IAM, S3 listing) use a reserved 'global' region value, scanned once per account.</w:t>
-      </w:r>
-    </w:p>
-    <w:p>
-      <w:pPr>
-        <w:shd w:fill="F2F4F8" w:val="clear"/>
-        <w:spacing w:after="0"/>
-      </w:pPr>
-      <w:r>
-        <w:rPr>
-          <w:rFonts w:ascii="Consolas" w:cs="Consolas" w:eastAsia="Consolas" w:hAnsi="Consolas"/>
-          <w:sz w:val="17"/>
-          <w:szCs w:val="17"/>
-        </w:rPr>
-        <w:t xml:space="preserve">    def get_activity(self, account: AccountRef, urn: str, days: int) -&gt; list[ActivityEvent]: ...   # CloudTrail / Azure Activity Log</w:t>
-      </w:r>
-    </w:p>
-    <w:p>
-      <w:pPr>
-        <w:shd w:fill="F2F4F8" w:val="clear"/>
-        <w:spacing w:after="0"/>
-      </w:pPr>
-      <w:r>
-        <w:rPr>
-          <w:rFonts w:ascii="Consolas" w:cs="Consolas" w:eastAsia="Consolas" w:hAnsi="Consolas"/>
-          <w:sz w:val="17"/>
-          <w:szCs w:val="17"/>
-        </w:rPr>
-        <w:t xml:space="preserve">    def get_costs(self, account: AccountRef, group_by: str, days: int) -&gt; list[CostRecord]: ...    # Cost Explorer / Cost Management</w:t>
-      </w:r>
-    </w:p>
-    <w:p>
-      <w:pPr>
-        <w:shd w:fill="F2F4F8" w:val="clear"/>
-        <w:spacing w:after="0"/>
-      </w:pPr>
-      <w:r>
-        <w:rPr>
-          <w:rFonts w:ascii="Consolas" w:cs="Consolas" w:eastAsia="Consolas" w:hAnsi="Consolas"/>
-          <w:sz w:val="17"/>
-          <w:szCs w:val="17"/>
-        </w:rPr>
-        <w:t xml:space="preserve">    def apply_tags(self, account: AccountRef, urn: str, tags: dict) -&gt; TagResult: ...              # remediation (R2)</w:t>
-      </w:r>
-    </w:p>
-    <w:p>
-      <w:pPr>
-        <w:shd w:fill="F2F4F8" w:val="clear"/>
-        <w:spacing w:after="0"/>
-      </w:pPr>
-      <w:r>
-        <w:rPr>
-          <w:rFonts w:ascii="Consolas" w:cs="Consolas" w:eastAsia="Consolas" w:hAnsi="Consolas"/>
-          <w:sz w:val="17"/>
-          <w:szCs w:val="17"/>
-        </w:rPr>
-        <w:t xml:space="preserve">    def service_groups(self) -&gt; list[str]: ...   # units of scan fan-out</w:t>
+        <w:t xml:space="preserve">class Connector(Protocol):</w:t>
+      </w:r>
+    </w:p>
+    <w:p>
+      <w:pPr>
+        <w:shd w:fill="F2F4F8" w:val="clear"/>
+        <w:spacing w:after="0"/>
+      </w:pPr>
+      <w:r>
+        <w:rPr>
+          <w:rFonts w:ascii="Consolas" w:cs="Consolas" w:eastAsia="Consolas" w:hAnsi="Consolas"/>
+          <w:sz w:val="17"/>
+          <w:szCs w:val="17"/>
+        </w:rPr>
+        <w:t xml:space="preserve">    def discover(self, account: ConnectorAccount, region: str)</w:t>
+      </w:r>
+    </w:p>
+    <w:p>
+      <w:pPr>
+        <w:shd w:fill="F2F4F8" w:val="clear"/>
+        <w:spacing w:after="0"/>
+      </w:pPr>
+      <w:r>
+        <w:rPr>
+          <w:rFonts w:ascii="Consolas" w:cs="Consolas" w:eastAsia="Consolas" w:hAnsi="Consolas"/>
+          <w:sz w:val="17"/>
+          <w:szCs w:val="17"/>
+        </w:rPr>
+        <w:t xml:space="preserve">        -&gt; Iterable[NormalizedResource]: ...</w:t>
+      </w:r>
+    </w:p>
+    <w:p>
+      <w:pPr>
+        <w:shd w:fill="F2F4F8" w:val="clear"/>
+        <w:spacing w:after="0"/>
+      </w:pPr>
+      <w:r>
+        <w:rPr>
+          <w:rFonts w:ascii="Consolas" w:cs="Consolas" w:eastAsia="Consolas" w:hAnsi="Consolas"/>
+          <w:sz w:val="17"/>
+          <w:szCs w:val="17"/>
+        </w:rPr>
+        <w:t xml:space="preserve">    def enrich(self, resource: NormalizedResource) -&gt; NormalizedResource: ...</w:t>
       </w:r>
     </w:p>
     <w:p>
@@ -2451,7 +2106,7 @@
                 <w:sz w:val="19"/>
                 <w:szCs w:val="19"/>
               </w:rPr>
-              <w:t xml:space="preserve">AWS (shipped)</w:t>
+              <w:t xml:space="preserve">AWS (built)</w:t>
             </w:r>
           </w:p>
         </w:tc>
@@ -2478,7 +2133,7 @@
                 <w:sz w:val="19"/>
                 <w:szCs w:val="19"/>
               </w:rPr>
-              <w:t xml:space="preserve">Azure (R3 spike)</w:t>
+              <w:t xml:space="preserve">Azure (future)</w:t>
             </w:r>
           </w:p>
         </w:tc>
@@ -2526,7 +2181,7 @@
                 <w:sz w:val="19"/>
                 <w:szCs w:val="19"/>
               </w:rPr>
-              <w:t xml:space="preserve">Same-account local role (launch) or STS AssumeRole + ExternalId (added accounts). Access keys deliberately unsupported.</w:t>
+              <w:t xml:space="preserve">Same-account own roles, or STS AssumeRole + ExternalId; access keys unsupported</w:t>
             </w:r>
           </w:p>
         </w:tc>
@@ -2549,7 +2204,7 @@
                 <w:sz w:val="19"/>
                 <w:szCs w:val="19"/>
               </w:rPr>
-              <w:t xml:space="preserve">Entra service principal / workload identity, Reader role</w:t>
+              <w:t xml:space="preserve">Entra workload identity, Reader role</w:t>
             </w:r>
           </w:p>
         </w:tc>
@@ -2558,7 +2213,6 @@
         <w:tc>
           <w:tcPr>
             <w:tcW w:type="dxa" w:w="1900"/>
-            <w:shd w:fill="F2F4F8" w:val="clear"/>
             <w:tcMar>
               <w:top w:type="dxa" w:w="60"/>
               <w:left w:type="dxa" w:w="100"/>
@@ -2582,48 +2236,46 @@
         <w:tc>
           <w:tcPr>
             <w:tcW w:type="dxa" w:w="3700"/>
-            <w:shd w:fill="F2F4F8" w:val="clear"/>
-            <w:tcMar>
-              <w:top w:type="dxa" w:w="60"/>
-              <w:left w:type="dxa" w:w="100"/>
-              <w:bottom w:type="dxa" w:w="60"/>
-              <w:right w:type="dxa" w:w="100"/>
-            </w:tcMar>
-          </w:tcPr>
-          <w:p>
-            <w:pPr>
-              <w:spacing w:after="0"/>
-            </w:pPr>
-            <w:r>
-              <w:rPr>
-                <w:sz w:val="19"/>
-                <w:szCs w:val="19"/>
-              </w:rPr>
-              <w:t xml:space="preserve">Resource Groups Tagging API</w:t>
+            <w:tcMar>
+              <w:top w:type="dxa" w:w="60"/>
+              <w:left w:type="dxa" w:w="100"/>
+              <w:bottom w:type="dxa" w:w="60"/>
+              <w:right w:type="dxa" w:w="100"/>
+            </w:tcMar>
+          </w:tcPr>
+          <w:p>
+            <w:pPr>
+              <w:spacing w:after="0"/>
+            </w:pPr>
+            <w:r>
+              <w:rPr>
+                <w:sz w:val="19"/>
+                <w:szCs w:val="19"/>
+              </w:rPr>
+              <w:t xml:space="preserve">Resource Groups Tagging API + Cloud Control API</w:t>
             </w:r>
           </w:p>
         </w:tc>
         <w:tc>
           <w:tcPr>
             <w:tcW w:type="dxa" w:w="3760"/>
-            <w:shd w:fill="F2F4F8" w:val="clear"/>
-            <w:tcMar>
-              <w:top w:type="dxa" w:w="60"/>
-              <w:left w:type="dxa" w:w="100"/>
-              <w:bottom w:type="dxa" w:w="60"/>
-              <w:right w:type="dxa" w:w="100"/>
-            </w:tcMar>
-          </w:tcPr>
-          <w:p>
-            <w:pPr>
-              <w:spacing w:after="0"/>
-            </w:pPr>
-            <w:r>
-              <w:rPr>
-                <w:sz w:val="19"/>
-                <w:szCs w:val="19"/>
-              </w:rPr>
-              <w:t xml:space="preserve">Azure Resource Graph query</w:t>
+            <w:tcMar>
+              <w:top w:type="dxa" w:w="60"/>
+              <w:left w:type="dxa" w:w="100"/>
+              <w:bottom w:type="dxa" w:w="60"/>
+              <w:right w:type="dxa" w:w="100"/>
+            </w:tcMar>
+          </w:tcPr>
+          <w:p>
+            <w:pPr>
+              <w:spacing w:after="0"/>
+            </w:pPr>
+            <w:r>
+              <w:rPr>
+                <w:sz w:val="19"/>
+                <w:szCs w:val="19"/>
+              </w:rPr>
+              <w:t xml:space="preserve">Azure Resource Graph</w:t>
             </w:r>
           </w:p>
         </w:tc>
@@ -2671,7 +2323,7 @@
                 <w:sz w:val="19"/>
                 <w:szCs w:val="19"/>
               </w:rPr>
-              <w:t xml:space="preserve">Per-service describe (boto3)</w:t>
+              <w:t xml:space="preserve">10 per-type describes, chosen by coverage data</w:t>
             </w:r>
           </w:p>
         </w:tc>
@@ -2703,7 +2355,6 @@
         <w:tc>
           <w:tcPr>
             <w:tcW w:type="dxa" w:w="1900"/>
-            <w:shd w:fill="F2F4F8" w:val="clear"/>
             <w:tcMar>
               <w:top w:type="dxa" w:w="60"/>
               <w:left w:type="dxa" w:w="100"/>
@@ -2727,48 +2378,46 @@
         <w:tc>
           <w:tcPr>
             <w:tcW w:type="dxa" w:w="3700"/>
-            <w:shd w:fill="F2F4F8" w:val="clear"/>
-            <w:tcMar>
-              <w:top w:type="dxa" w:w="60"/>
-              <w:left w:type="dxa" w:w="100"/>
-              <w:bottom w:type="dxa" w:w="60"/>
-              <w:right w:type="dxa" w:w="100"/>
-            </w:tcMar>
-          </w:tcPr>
-          <w:p>
-            <w:pPr>
-              <w:spacing w:after="0"/>
-            </w:pPr>
-            <w:r>
-              <w:rPr>
-                <w:sz w:val="19"/>
-                <w:szCs w:val="19"/>
-              </w:rPr>
-              <w:t xml:space="preserve">CloudTrail LookupEvents</w:t>
+            <w:tcMar>
+              <w:top w:type="dxa" w:w="60"/>
+              <w:left w:type="dxa" w:w="100"/>
+              <w:bottom w:type="dxa" w:w="60"/>
+              <w:right w:type="dxa" w:w="100"/>
+            </w:tcMar>
+          </w:tcPr>
+          <w:p>
+            <w:pPr>
+              <w:spacing w:after="0"/>
+            </w:pPr>
+            <w:r>
+              <w:rPr>
+                <w:sz w:val="19"/>
+                <w:szCs w:val="19"/>
+              </w:rPr>
+              <w:t xml:space="preserve">CloudTrail LookupEvents, write events only</w:t>
             </w:r>
           </w:p>
         </w:tc>
         <w:tc>
           <w:tcPr>
             <w:tcW w:type="dxa" w:w="3760"/>
-            <w:shd w:fill="F2F4F8" w:val="clear"/>
-            <w:tcMar>
-              <w:top w:type="dxa" w:w="60"/>
-              <w:left w:type="dxa" w:w="100"/>
-              <w:bottom w:type="dxa" w:w="60"/>
-              <w:right w:type="dxa" w:w="100"/>
-            </w:tcMar>
-          </w:tcPr>
-          <w:p>
-            <w:pPr>
-              <w:spacing w:after="0"/>
-            </w:pPr>
-            <w:r>
-              <w:rPr>
-                <w:sz w:val="19"/>
-                <w:szCs w:val="19"/>
-              </w:rPr>
-              <w:t xml:space="preserve">Azure Activity Log / Monitor</w:t>
+            <w:tcMar>
+              <w:top w:type="dxa" w:w="60"/>
+              <w:left w:type="dxa" w:w="100"/>
+              <w:bottom w:type="dxa" w:w="60"/>
+              <w:right w:type="dxa" w:w="100"/>
+            </w:tcMar>
+          </w:tcPr>
+          <w:p>
+            <w:pPr>
+              <w:spacing w:after="0"/>
+            </w:pPr>
+            <w:r>
+              <w:rPr>
+                <w:sz w:val="19"/>
+                <w:szCs w:val="19"/>
+              </w:rPr>
+              <w:t xml:space="preserve">Azure Activity Log</w:t>
             </w:r>
           </w:p>
         </w:tc>
@@ -2816,7 +2465,7 @@
                 <w:sz w:val="19"/>
                 <w:szCs w:val="19"/>
               </w:rPr>
-              <w:t xml:space="preserve">Cost Explorer, Budgets</w:t>
+              <w:t xml:space="preserve">Cost Explorer</w:t>
             </w:r>
           </w:p>
         </w:tc>
@@ -2839,7 +2488,7 @@
                 <w:sz w:val="19"/>
                 <w:szCs w:val="19"/>
               </w:rPr>
-              <w:t xml:space="preserve">Cost Management API, Budgets</w:t>
+              <w:t xml:space="preserve">Cost Management API</w:t>
             </w:r>
           </w:p>
         </w:tc>
@@ -2848,7 +2497,6 @@
         <w:tc>
           <w:tcPr>
             <w:tcW w:type="dxa" w:w="1900"/>
-            <w:shd w:fill="F2F4F8" w:val="clear"/>
             <w:tcMar>
               <w:top w:type="dxa" w:w="60"/>
               <w:left w:type="dxa" w:w="100"/>
@@ -2872,48 +2520,46 @@
         <w:tc>
           <w:tcPr>
             <w:tcW w:type="dxa" w:w="3700"/>
-            <w:shd w:fill="F2F4F8" w:val="clear"/>
-            <w:tcMar>
-              <w:top w:type="dxa" w:w="60"/>
-              <w:left w:type="dxa" w:w="100"/>
-              <w:bottom w:type="dxa" w:w="60"/>
-              <w:right w:type="dxa" w:w="100"/>
-            </w:tcMar>
-          </w:tcPr>
-          <w:p>
-            <w:pPr>
-              <w:spacing w:after="0"/>
-            </w:pPr>
-            <w:r>
-              <w:rPr>
-                <w:sz w:val="19"/>
-                <w:szCs w:val="19"/>
-              </w:rPr>
-              <w:t xml:space="preserve">service tag APIs</w:t>
+            <w:tcMar>
+              <w:top w:type="dxa" w:w="60"/>
+              <w:left w:type="dxa" w:w="100"/>
+              <w:bottom w:type="dxa" w:w="60"/>
+              <w:right w:type="dxa" w:w="100"/>
+            </w:tcMar>
+          </w:tcPr>
+          <w:p>
+            <w:pPr>
+              <w:spacing w:after="0"/>
+            </w:pPr>
+            <w:r>
+              <w:rPr>
+                <w:sz w:val="19"/>
+                <w:szCs w:val="19"/>
+              </w:rPr>
+              <w:t xml:space="preserve">None — remediation is out of scope</w:t>
             </w:r>
           </w:p>
         </w:tc>
         <w:tc>
           <w:tcPr>
             <w:tcW w:type="dxa" w:w="3760"/>
-            <w:shd w:fill="F2F4F8" w:val="clear"/>
-            <w:tcMar>
-              <w:top w:type="dxa" w:w="60"/>
-              <w:left w:type="dxa" w:w="100"/>
-              <w:bottom w:type="dxa" w:w="60"/>
-              <w:right w:type="dxa" w:w="100"/>
-            </w:tcMar>
-          </w:tcPr>
-          <w:p>
-            <w:pPr>
-              <w:spacing w:after="0"/>
-            </w:pPr>
-            <w:r>
-              <w:rPr>
-                <w:sz w:val="19"/>
-                <w:szCs w:val="19"/>
-              </w:rPr>
-              <w:t xml:space="preserve">Tags API (Microsoft.Resources/tags)</w:t>
+            <w:tcMar>
+              <w:top w:type="dxa" w:w="60"/>
+              <w:left w:type="dxa" w:w="100"/>
+              <w:bottom w:type="dxa" w:w="60"/>
+              <w:right w:type="dxa" w:w="100"/>
+            </w:tcMar>
+          </w:tcPr>
+          <w:p>
+            <w:pPr>
+              <w:spacing w:after="0"/>
+            </w:pPr>
+            <w:r>
+              <w:rPr>
+                <w:sz w:val="19"/>
+                <w:szCs w:val="19"/>
+              </w:rPr>
+              <w:t xml:space="preserve">None</w:t>
             </w:r>
           </w:p>
         </w:tc>
@@ -2961,7 +2607,7 @@
                 <w:sz w:val="19"/>
                 <w:szCs w:val="19"/>
               </w:rPr>
-              <w:t xml:space="preserve">CloudFormation template / StackSet</w:t>
+              <w:t xml:space="preserve">CloudFormation template (cross_account_template.yaml)</w:t>
             </w:r>
           </w:p>
         </w:tc>
@@ -3012,7 +2658,7 @@
         <w:spacing w:after="60" w:line="264"/>
       </w:pPr>
       <w:r>
-        <w:t xml:space="preserve">A connector never writes to the database — it yields normalized models; the loader owns persistence and diffing.</w:t>
+        <w:t xml:space="preserve">A connector never writes to the database — it yields normalized models; the orchestrator owns persistence and diffing.</w:t>
       </w:r>
     </w:p>
     <w:p>
@@ -3025,7 +2671,7 @@
         <w:spacing w:after="60" w:line="264"/>
       </w:pPr>
       <w:r>
-        <w:t xml:space="preserve">A connector never raises through the orchestrator: capability gaps return CapabilityNotSupported so a provider can ship discovery before it ships cost or remediation.</w:t>
+        <w:t xml:space="preserve">All provider SDK code lives in connectors/; the connector-boundary CI gate fails any import elsewhere, and SDK error types never cross the boundary — codes become plain strings.</w:t>
       </w:r>
     </w:p>
     <w:p>
@@ -3038,7 +2684,7 @@
         <w:spacing w:after="60" w:line="264"/>
       </w:pPr>
       <w:r>
-        <w:t xml:space="preserve">Registration is declarative: an entry in the connectors registry (provider name → module) plus onboarding metadata (which template to show the user, which auth modes it supports, which regions it can scan). Adding a provider touches zero core code.</w:t>
+        <w:t xml:space="preserve">Every AWS call an enricher makes must be granted to the scanning roles; a unit test parses the enrichers and the IAM policies and fails on any gap.</w:t>
       </w:r>
     </w:p>
     <w:p>
@@ -3051,7 +2697,7 @@
         <w:spacing w:after="60" w:line="264"/>
       </w:pPr>
       <w:r>
-        <w:t xml:space="preserve">Each connector ships fixture-based contract tests: recorded API responses in, expected normalized models out. The same test suite runs against every provider.</w:t>
+        <w:t xml:space="preserve">A failed enrichment degrades that one resource (detail.enrichment_error) rather than failing its region.</w:t>
       </w:r>
     </w:p>
     <w:p>
@@ -3063,7 +2709,7 @@
         <w:rPr>
           <w:color w:val="16213E"/>
         </w:rPr>
-        <w:t xml:space="preserve">5. Operational Runbooks (starter set)</w:t>
+        <w:t xml:space="preserve">5. Operational Runbooks</w:t>
       </w:r>
     </w:p>
     <w:tbl>
@@ -3189,7 +2835,7 @@
                 <w:sz w:val="19"/>
                 <w:szCs w:val="19"/>
               </w:rPr>
-              <w:t xml:space="preserve">Scan failed</w:t>
+              <w:t xml:space="preserve">Registration fails</w:t>
             </w:r>
           </w:p>
         </w:tc>
@@ -3212,7 +2858,7 @@
                 <w:sz w:val="19"/>
                 <w:szCs w:val="19"/>
               </w:rPr>
-              <w:t xml:space="preserve">Step Functions execution failed alarm</w:t>
+              <w:t xml:space="preserve">“Registration failed…” in the UI</w:t>
             </w:r>
           </w:p>
         </w:tc>
@@ -3235,7 +2881,7 @@
                 <w:sz w:val="19"/>
                 <w:szCs w:val="19"/>
               </w:rPr>
-              <w:t xml:space="preserve">Check execution history for the failing branch (account × service). Common: throttling (re-run, raise backoff), expired trust (re-verify account), new unsupported resource shape (log, skip, ticket).</w:t>
+              <w:t xml:space="preserve">Read the verification kind in the API log: no_usable_access = a missing read permission; role_not_assumable = the trust policy or ExternalId. Never widen permissions to make it pass — find the missing grant.</w:t>
             </w:r>
           </w:p>
         </w:tc>
@@ -3244,72 +2890,69 @@
         <w:tc>
           <w:tcPr>
             <w:tcW w:type="dxa" w:w="1900"/>
-            <w:shd w:fill="F2F4F8" w:val="clear"/>
-            <w:tcMar>
-              <w:top w:type="dxa" w:w="60"/>
-              <w:left w:type="dxa" w:w="100"/>
-              <w:bottom w:type="dxa" w:w="60"/>
-              <w:right w:type="dxa" w:w="100"/>
-            </w:tcMar>
-          </w:tcPr>
-          <w:p>
-            <w:pPr>
-              <w:spacing w:after="0"/>
-            </w:pPr>
-            <w:r>
-              <w:rPr>
-                <w:sz w:val="19"/>
-                <w:szCs w:val="19"/>
-              </w:rPr>
-              <w:t xml:space="preserve">Spoke access broken</w:t>
+            <w:tcMar>
+              <w:top w:type="dxa" w:w="60"/>
+              <w:left w:type="dxa" w:w="100"/>
+              <w:bottom w:type="dxa" w:w="60"/>
+              <w:right w:type="dxa" w:w="100"/>
+            </w:tcMar>
+          </w:tcPr>
+          <w:p>
+            <w:pPr>
+              <w:spacing w:after="0"/>
+            </w:pPr>
+            <w:r>
+              <w:rPr>
+                <w:sz w:val="19"/>
+                <w:szCs w:val="19"/>
+              </w:rPr>
+              <w:t xml:space="preserve">Scan finished failed</w:t>
             </w:r>
           </w:p>
         </w:tc>
         <w:tc>
           <w:tcPr>
             <w:tcW w:type="dxa" w:w="2360"/>
-            <w:shd w:fill="F2F4F8" w:val="clear"/>
-            <w:tcMar>
-              <w:top w:type="dxa" w:w="60"/>
-              <w:left w:type="dxa" w:w="100"/>
-              <w:bottom w:type="dxa" w:w="60"/>
-              <w:right w:type="dxa" w:w="100"/>
-            </w:tcMar>
-          </w:tcPr>
-          <w:p>
-            <w:pPr>
-              <w:spacing w:after="0"/>
-            </w:pPr>
-            <w:r>
-              <w:rPr>
-                <w:sz w:val="19"/>
-                <w:szCs w:val="19"/>
-              </w:rPr>
-              <w:t xml:space="preserve">verify_access fails / AccessDenied burst</w:t>
+            <w:tcMar>
+              <w:top w:type="dxa" w:w="60"/>
+              <w:left w:type="dxa" w:w="100"/>
+              <w:bottom w:type="dxa" w:w="60"/>
+              <w:right w:type="dxa" w:w="100"/>
+            </w:tcMar>
+          </w:tcPr>
+          <w:p>
+            <w:pPr>
+              <w:spacing w:after="0"/>
+            </w:pPr>
+            <w:r>
+              <w:rPr>
+                <w:sz w:val="19"/>
+                <w:szCs w:val="19"/>
+              </w:rPr>
+              <w:t xml:space="preserve">Scan operations shows failed</w:t>
             </w:r>
           </w:p>
         </w:tc>
         <w:tc>
           <w:tcPr>
             <w:tcW w:type="dxa" w:w="5100"/>
-            <w:shd w:fill="F2F4F8" w:val="clear"/>
-            <w:tcMar>
-              <w:top w:type="dxa" w:w="60"/>
-              <w:left w:type="dxa" w:w="100"/>
-              <w:bottom w:type="dxa" w:w="60"/>
-              <w:right w:type="dxa" w:w="100"/>
-            </w:tcMar>
-          </w:tcPr>
-          <w:p>
-            <w:pPr>
-              <w:spacing w:after="0"/>
-            </w:pPr>
-            <w:r>
-              <w:rPr>
-                <w:sz w:val="19"/>
-                <w:szCs w:val="19"/>
-              </w:rPr>
-              <w:t xml:space="preserve">Confirm role exists and trust policy intact (spoke may have redeployed). Re-run onboarding verify. Never widen permissions to 'fix' — investigate first.</w:t>
+            <w:tcMar>
+              <w:top w:type="dxa" w:w="60"/>
+              <w:left w:type="dxa" w:w="100"/>
+              <w:bottom w:type="dxa" w:w="60"/>
+              <w:right w:type="dxa" w:w="100"/>
+            </w:tcMar>
+          </w:tcPr>
+          <w:p>
+            <w:pPr>
+              <w:spacing w:after="0"/>
+            </w:pPr>
+            <w:r>
+              <w:rPr>
+                <w:sz w:val="19"/>
+                <w:szCs w:val="19"/>
+              </w:rPr>
+              <w:t xml:space="preserve">Read the scan-worker log for the unit's error. A denied describe now marks one resource, so a failed unit means discovery itself failed — permissions or egress.</w:t>
             </w:r>
           </w:p>
         </w:tc>
@@ -3334,7 +2977,7 @@
                 <w:sz w:val="19"/>
                 <w:szCs w:val="19"/>
               </w:rPr>
-              <w:t xml:space="preserve">Email complaints/bounces</w:t>
+              <w:t xml:space="preserve">Ownership dead-lettered</w:t>
             </w:r>
           </w:p>
         </w:tc>
@@ -3357,7 +3000,7 @@
                 <w:sz w:val="19"/>
                 <w:szCs w:val="19"/>
               </w:rPr>
-              <w:t xml:space="preserve">SES reputation alarm</w:t>
+              <w:t xml:space="preserve">Messages in the ownership DLQ</w:t>
             </w:r>
           </w:p>
         </w:tc>
@@ -3380,7 +3023,7 @@
                 <w:sz w:val="19"/>
                 <w:szCs w:val="19"/>
               </w:rPr>
-              <w:t xml:space="preserve">Pause cadence engine (SSM flag), inspect suppression list, re-validate owner emails against directory.</w:t>
+              <w:t xml:space="preserve">Look for ThrottlingException in the worker log; the sweeps filter to write events and retry adaptively. Re-run a scan to requeue.</w:t>
             </w:r>
           </w:p>
         </w:tc>
@@ -3389,72 +3032,69 @@
         <w:tc>
           <w:tcPr>
             <w:tcW w:type="dxa" w:w="1900"/>
-            <w:shd w:fill="F2F4F8" w:val="clear"/>
-            <w:tcMar>
-              <w:top w:type="dxa" w:w="60"/>
-              <w:left w:type="dxa" w:w="100"/>
-              <w:bottom w:type="dxa" w:w="60"/>
-              <w:right w:type="dxa" w:w="100"/>
-            </w:tcMar>
-          </w:tcPr>
-          <w:p>
-            <w:pPr>
-              <w:spacing w:after="0"/>
-            </w:pPr>
-            <w:r>
-              <w:rPr>
-                <w:sz w:val="19"/>
-                <w:szCs w:val="19"/>
-              </w:rPr>
-              <w:t xml:space="preserve">Runaway remediation</w:t>
+            <w:tcMar>
+              <w:top w:type="dxa" w:w="60"/>
+              <w:left w:type="dxa" w:w="100"/>
+              <w:bottom w:type="dxa" w:w="60"/>
+              <w:right w:type="dxa" w:w="100"/>
+            </w:tcMar>
+          </w:tcPr>
+          <w:p>
+            <w:pPr>
+              <w:spacing w:after="0"/>
+            </w:pPr>
+            <w:r>
+              <w:rPr>
+                <w:sz w:val="19"/>
+                <w:szCs w:val="19"/>
+              </w:rPr>
+              <w:t xml:space="preserve">Account turned failed</w:t>
             </w:r>
           </w:p>
         </w:tc>
         <w:tc>
           <w:tcPr>
             <w:tcW w:type="dxa" w:w="2360"/>
-            <w:shd w:fill="F2F4F8" w:val="clear"/>
-            <w:tcMar>
-              <w:top w:type="dxa" w:w="60"/>
-              <w:left w:type="dxa" w:w="100"/>
-              <w:bottom w:type="dxa" w:w="60"/>
-              <w:right w:type="dxa" w:w="100"/>
-            </w:tcMar>
-          </w:tcPr>
-          <w:p>
-            <w:pPr>
-              <w:spacing w:after="0"/>
-            </w:pPr>
-            <w:r>
-              <w:rPr>
-                <w:sz w:val="19"/>
-                <w:szCs w:val="19"/>
-              </w:rPr>
-              <w:t xml:space="preserve">Audit anomaly / user report</w:t>
+            <w:tcMar>
+              <w:top w:type="dxa" w:w="60"/>
+              <w:left w:type="dxa" w:w="100"/>
+              <w:bottom w:type="dxa" w:w="60"/>
+              <w:right w:type="dxa" w:w="100"/>
+            </w:tcMar>
+          </w:tcPr>
+          <w:p>
+            <w:pPr>
+              <w:spacing w:after="0"/>
+            </w:pPr>
+            <w:r>
+              <w:rPr>
+                <w:sz w:val="19"/>
+                <w:szCs w:val="19"/>
+              </w:rPr>
+              <w:t xml:space="preserve">The Accounts page shows a failure reason</w:t>
             </w:r>
           </w:p>
         </w:tc>
         <w:tc>
           <w:tcPr>
             <w:tcW w:type="dxa" w:w="5100"/>
-            <w:shd w:fill="F2F4F8" w:val="clear"/>
-            <w:tcMar>
-              <w:top w:type="dxa" w:w="60"/>
-              <w:left w:type="dxa" w:w="100"/>
-              <w:bottom w:type="dxa" w:w="60"/>
-              <w:right w:type="dxa" w:w="100"/>
-            </w:tcMar>
-          </w:tcPr>
-          <w:p>
-            <w:pPr>
-              <w:spacing w:after="0"/>
-            </w:pPr>
-            <w:r>
-              <w:rPr>
-                <w:sz w:val="19"/>
-                <w:szCs w:val="19"/>
-              </w:rPr>
-              <w:t xml:space="preserve">Kill switch SSM flag → false. Pull audit rows (before/after values) → targeted revert script → postmortem before re-enable.</w:t>
+            <w:tcMar>
+              <w:top w:type="dxa" w:w="60"/>
+              <w:left w:type="dxa" w:w="100"/>
+              <w:bottom w:type="dxa" w:w="60"/>
+              <w:right w:type="dxa" w:w="100"/>
+            </w:tcMar>
+          </w:tcPr>
+          <w:p>
+            <w:pPr>
+              <w:spacing w:after="0"/>
+            </w:pPr>
+            <w:r>
+              <w:rPr>
+                <w:sz w:val="19"/>
+                <w:szCs w:val="19"/>
+              </w:rPr>
+              <w:t xml:space="preserve">Follow the reason: re-deploy the scanner template with the registration ExternalId, then trigger a scan to re-verify.</w:t>
             </w:r>
           </w:p>
         </w:tc>
@@ -3479,7 +3119,7 @@
                 <w:sz w:val="19"/>
                 <w:szCs w:val="19"/>
               </w:rPr>
-              <w:t xml:space="preserve">Aurora spend spike</w:t>
+              <w:t xml:space="preserve">AI output missing</w:t>
             </w:r>
           </w:p>
         </w:tc>
@@ -3502,7 +3142,7 @@
                 <w:sz w:val="19"/>
                 <w:szCs w:val="19"/>
               </w:rPr>
-              <w:t xml:space="preserve">Budget alarm</w:t>
+              <w:t xml:space="preserve">No digest, or few suggestions</w:t>
             </w:r>
           </w:p>
         </w:tc>
@@ -3525,7 +3165,7 @@
                 <w:sz w:val="19"/>
                 <w:szCs w:val="19"/>
               </w:rPr>
-              <w:t xml:space="preserve">Check ACU graph vs scan windows; usual cause is a missing index on a new dashboard query — check pg_stat_statements.</w:t>
+              <w:t xml:space="preserve">Check agent_run: truncated = token cap reached, the next run continues; failed = model unreachable, often egress off. Grounding rejections are logged, never shown.</w:t>
             </w:r>
           </w:p>
         </w:tc>
@@ -3534,72 +3174,69 @@
         <w:tc>
           <w:tcPr>
             <w:tcW w:type="dxa" w:w="1900"/>
-            <w:shd w:fill="F2F4F8" w:val="clear"/>
-            <w:tcMar>
-              <w:top w:type="dxa" w:w="60"/>
-              <w:left w:type="dxa" w:w="100"/>
-              <w:bottom w:type="dxa" w:w="60"/>
-              <w:right w:type="dxa" w:w="100"/>
-            </w:tcMar>
-          </w:tcPr>
-          <w:p>
-            <w:pPr>
-              <w:spacing w:after="0"/>
-            </w:pPr>
-            <w:r>
-              <w:rPr>
-                <w:sz w:val="19"/>
-                <w:szCs w:val="19"/>
-              </w:rPr>
-              <w:t xml:space="preserve">Bedrock cost spike</w:t>
+            <w:tcMar>
+              <w:top w:type="dxa" w:w="60"/>
+              <w:left w:type="dxa" w:w="100"/>
+              <w:bottom w:type="dxa" w:w="60"/>
+              <w:right w:type="dxa" w:w="100"/>
+            </w:tcMar>
+          </w:tcPr>
+          <w:p>
+            <w:pPr>
+              <w:spacing w:after="0"/>
+            </w:pPr>
+            <w:r>
+              <w:rPr>
+                <w:sz w:val="19"/>
+                <w:szCs w:val="19"/>
+              </w:rPr>
+              <w:t xml:space="preserve">Teardown stuck</w:t>
             </w:r>
           </w:p>
         </w:tc>
         <w:tc>
           <w:tcPr>
             <w:tcW w:type="dxa" w:w="2360"/>
-            <w:shd w:fill="F2F4F8" w:val="clear"/>
-            <w:tcMar>
-              <w:top w:type="dxa" w:w="60"/>
-              <w:left w:type="dxa" w:w="100"/>
-              <w:bottom w:type="dxa" w:w="60"/>
-              <w:right w:type="dxa" w:w="100"/>
-            </w:tcMar>
-          </w:tcPr>
-          <w:p>
-            <w:pPr>
-              <w:spacing w:after="0"/>
-            </w:pPr>
-            <w:r>
-              <w:rPr>
-                <w:sz w:val="19"/>
-                <w:szCs w:val="19"/>
-              </w:rPr>
-              <w:t xml:space="preserve">Bedrock budget alarm</w:t>
+            <w:tcMar>
+              <w:top w:type="dxa" w:w="60"/>
+              <w:left w:type="dxa" w:w="100"/>
+              <w:bottom w:type="dxa" w:w="60"/>
+              <w:right w:type="dxa" w:w="100"/>
+            </w:tcMar>
+          </w:tcPr>
+          <w:p>
+            <w:pPr>
+              <w:spacing w:after="0"/>
+            </w:pPr>
+            <w:r>
+              <w:rPr>
+                <w:sz w:val="19"/>
+                <w:szCs w:val="19"/>
+              </w:rPr>
+              <w:t xml:space="preserve">terraform destroy waiting</w:t>
             </w:r>
           </w:p>
         </w:tc>
         <w:tc>
           <w:tcPr>
             <w:tcW w:type="dxa" w:w="5100"/>
-            <w:shd w:fill="F2F4F8" w:val="clear"/>
-            <w:tcMar>
-              <w:top w:type="dxa" w:w="60"/>
-              <w:left w:type="dxa" w:w="100"/>
-              <w:bottom w:type="dxa" w:w="60"/>
-              <w:right w:type="dxa" w:w="100"/>
-            </w:tcMar>
-          </w:tcPr>
-          <w:p>
-            <w:pPr>
-              <w:spacing w:after="0"/>
-            </w:pPr>
-            <w:r>
-              <w:rPr>
-                <w:sz w:val="19"/>
-                <w:szCs w:val="19"/>
-              </w:rPr>
-              <w:t xml:space="preserve">Check insight-job volume and token counts in CloudWatch; verify caching is on; cap concurrency.</w:t>
+            <w:tcMar>
+              <w:top w:type="dxa" w:w="60"/>
+              <w:left w:type="dxa" w:w="100"/>
+              <w:bottom w:type="dxa" w:w="60"/>
+              <w:right w:type="dxa" w:w="100"/>
+            </w:tcMar>
+          </w:tcPr>
+          <w:p>
+            <w:pPr>
+              <w:spacing w:after="0"/>
+            </w:pPr>
+            <w:r>
+              <w:rPr>
+                <w:sz w:val="19"/>
+                <w:szCs w:val="19"/>
+              </w:rPr>
+              <w:t xml:space="preserve">Lambda network interfaces take about 20 minutes to release — wait, never delete them by hand. Dev's versioned bucket force-destroys (T146).</w:t>
             </w:r>
           </w:p>
         </w:tc>
@@ -3614,7 +3251,7 @@
         <w:rPr>
           <w:color w:val="1F6FEB"/>
         </w:rPr>
-        <w:t xml:space="preserve">5.1 Definition of Done (applies to every story in the backlog)</w:t>
+        <w:t xml:space="preserve">5.1 Definition of Done (every task)</w:t>
       </w:r>
     </w:p>
     <w:p>
@@ -3627,7 +3264,7 @@
         <w:spacing w:after="60" w:line="264"/>
       </w:pPr>
       <w:r>
-        <w:t xml:space="preserve">Unit tests written and green; integration test if the story touches AWS APIs (moto/LocalStack).</w:t>
+        <w:t xml:space="preserve">Unit tests written and green; integration tests when the change touches the database or AWS (moto, Testcontainers, LocalStack).</w:t>
       </w:r>
     </w:p>
     <w:p>
@@ -3640,7 +3277,7 @@
         <w:spacing w:after="60" w:line="264"/>
       </w:pPr>
       <w:r>
-        <w:t xml:space="preserve">IAM changes reviewed by a second person — least privilege, no wildcards on resources where avoidable.</w:t>
+        <w:t xml:space="preserve">All 16 required checks green, including the recorded AI constitution review.</w:t>
       </w:r>
     </w:p>
     <w:p>
@@ -3653,7 +3290,7 @@
         <w:spacing w:after="60" w:line="264"/>
       </w:pPr>
       <w:r>
-        <w:t xml:space="preserve">Structured logs + at least one metric for new workers; alarm if failure is user-visible.</w:t>
+        <w:t xml:space="preserve">Structured logs at operational boundaries; no credentials or secrets anywhere.</w:t>
       </w:r>
     </w:p>
     <w:p>
@@ -3666,7 +3303,7 @@
         <w:spacing w:after="60" w:line="264"/>
       </w:pPr>
       <w:r>
-        <w:t xml:space="preserve">API changes reflected in the OpenAPI schema (FastAPI auto) and the Angular client regenerated.</w:t>
+        <w:t xml:space="preserve">API changes reflected in the generated OpenAPI document and the regenerated Angular client.</w:t>
       </w:r>
     </w:p>
     <w:p>
@@ -3679,7 +3316,7 @@
         <w:spacing w:after="60" w:line="264"/>
       </w:pPr>
       <w:r>
-        <w:t xml:space="preserve">Docs: README of the touched module updated; runbook added/updated if a new failure mode exists.</w:t>
+        <w:t xml:space="preserve">Docs updated with the change: the spec's tasks, data model or quickstart, the ERD, and the touched README.</w:t>
       </w:r>
     </w:p>
     <w:p>
@@ -3691,7 +3328,7 @@
         <w:rPr>
           <w:color w:val="1F6FEB"/>
         </w:rPr>
-        <w:t xml:space="preserve">5.2 Team working agreement (suggested)</w:t>
+        <w:t xml:space="preserve">5.2 Working agreement (solo, with AI collaboration)</w:t>
       </w:r>
     </w:p>
     <w:p>
@@ -3704,7 +3341,7 @@
         <w:spacing w:after="60" w:line="264"/>
       </w:pPr>
       <w:r>
-        <w:t xml:space="preserve">Daily 15-min standup; demo every Friday against a real sandbox account — not mocks.</w:t>
+        <w:t xml:space="preserve">One maintainer: Claude Code implements against the specs; the maintainer decides, reviews and merges.</w:t>
       </w:r>
     </w:p>
     <w:p>
@@ -3717,7 +3354,7 @@
         <w:spacing w:after="60" w:line="264"/>
       </w:pPr>
       <w:r>
-        <w:t xml:space="preserve">PRs under ~400 lines; review within 4 working hours; trunk stays releasable.</w:t>
+        <w:t xml:space="preserve">Short-lived branches, one task per pull request, merged the same day where possible; the trunk is always releasable.</w:t>
       </w:r>
     </w:p>
     <w:p>
@@ -3730,7 +3367,7 @@
         <w:spacing w:after="60" w:line="264"/>
       </w:pPr>
       <w:r>
-        <w:t xml:space="preserve">Week-1 recalibration: compare actual vs estimated days on completed stories and re-plan R1 'Should' items honestly.</w:t>
+        <w:t xml:space="preserve">Nothing is called done until it is verified live, followed immediately by teardown and a cost sweep.</w:t>
       </w:r>
     </w:p>
     <w:sectPr>
